--- a/Knowledge/3-Work knowledge/1-Software Engineering/2-General Technologies/9-Databases/5-My Source/2-SQL/4-SQL Commands - DQL/2-SQL Select.docx
+++ b/Knowledge/3-Work knowledge/1-Software Engineering/2-General Technologies/9-Databases/5-My Source/2-SQL/4-SQL Commands - DQL/2-SQL Select.docx
@@ -27,8 +27,14 @@
       </w:r>
     </w:p>
     <w:p>
-      <w:r>
-        <w:rPr>
+      <w:pPr>
+        <w:rPr>
+          <w:rFonts w:ascii="Arial" w:hAnsi="Arial" w:cs="Arial"/>
+        </w:rPr>
+      </w:pPr>
+      <w:r>
+        <w:rPr>
+          <w:rFonts w:ascii="Arial" w:hAnsi="Arial" w:cs="Arial"/>
           <w:b/>
           <w:color w:val="000000"/>
           <w:sz w:val="18"/>
@@ -38,14 +44,36 @@
       </w:r>
       <w:r>
         <w:rPr>
-          <w:color w:val="000000"/>
-          <w:sz w:val="18"/>
-          <w:highlight w:val="lightGray"/>
-        </w:rPr>
-        <w:t xml:space="preserve">: Persons Table -&gt; ID Column: 1, Name_En Column: Motasem Essam] -&gt; </w:t>
-      </w:r>
-      <w:r>
-        <w:rPr>
+          <w:rFonts w:ascii="Arial" w:hAnsi="Arial" w:cs="Arial"/>
+          <w:color w:val="000000"/>
+          <w:sz w:val="18"/>
+          <w:highlight w:val="lightGray"/>
+        </w:rPr>
+        <w:t xml:space="preserve">: Persons Table -&gt; ID Column: 1, </w:t>
+      </w:r>
+      <w:proofErr w:type="spellStart"/>
+      <w:r>
+        <w:rPr>
+          <w:rFonts w:ascii="Arial" w:hAnsi="Arial" w:cs="Arial"/>
+          <w:color w:val="000000"/>
+          <w:sz w:val="18"/>
+          <w:highlight w:val="lightGray"/>
+        </w:rPr>
+        <w:t>Name_En</w:t>
+      </w:r>
+      <w:proofErr w:type="spellEnd"/>
+      <w:r>
+        <w:rPr>
+          <w:rFonts w:ascii="Arial" w:hAnsi="Arial" w:cs="Arial"/>
+          <w:color w:val="000000"/>
+          <w:sz w:val="18"/>
+          <w:highlight w:val="lightGray"/>
+        </w:rPr>
+        <w:t xml:space="preserve"> Column: Motasem Essam] -&gt; </w:t>
+      </w:r>
+      <w:r>
+        <w:rPr>
+          <w:rFonts w:ascii="Arial" w:hAnsi="Arial" w:cs="Arial"/>
           <w:b/>
           <w:color w:val="000000"/>
           <w:sz w:val="18"/>
@@ -55,6 +83,7 @@
       </w:r>
       <w:r>
         <w:rPr>
+          <w:rFonts w:ascii="Arial" w:hAnsi="Arial" w:cs="Arial"/>
           <w:color w:val="000000"/>
           <w:sz w:val="18"/>
           <w:highlight w:val="lightGray"/>
@@ -63,6 +92,7 @@
       </w:r>
       <w:r>
         <w:rPr>
+          <w:rFonts w:ascii="Arial" w:hAnsi="Arial" w:cs="Arial"/>
           <w:b/>
           <w:color w:val="000000"/>
           <w:sz w:val="18"/>
@@ -72,6 +102,7 @@
       </w:r>
       <w:r>
         <w:rPr>
+          <w:rFonts w:ascii="Arial" w:hAnsi="Arial" w:cs="Arial"/>
           <w:color w:val="000000"/>
           <w:sz w:val="18"/>
           <w:highlight w:val="lightGray"/>
@@ -173,6 +204,7 @@
     <w:p>
       <w:r>
         <w:rPr>
+          <w:rFonts w:ascii="Arial" w:hAnsi="Arial" w:cs="Arial"/>
           <w:b/>
           <w:color w:val="000000"/>
           <w:sz w:val="18"/>
@@ -182,14 +214,36 @@
       </w:r>
       <w:r>
         <w:rPr>
-          <w:color w:val="000000"/>
-          <w:sz w:val="18"/>
-          <w:highlight w:val="lightGray"/>
-        </w:rPr>
-        <w:t xml:space="preserve">: Persons Table -&gt; ID Column: 1, Name_En Column: Motasem Essam] -&gt; </w:t>
-      </w:r>
-      <w:r>
-        <w:rPr>
+          <w:rFonts w:ascii="Arial" w:hAnsi="Arial" w:cs="Arial"/>
+          <w:color w:val="000000"/>
+          <w:sz w:val="18"/>
+          <w:highlight w:val="lightGray"/>
+        </w:rPr>
+        <w:t xml:space="preserve">: Persons Table -&gt; ID Column: 1, </w:t>
+      </w:r>
+      <w:proofErr w:type="spellStart"/>
+      <w:r>
+        <w:rPr>
+          <w:rFonts w:ascii="Arial" w:hAnsi="Arial" w:cs="Arial"/>
+          <w:color w:val="000000"/>
+          <w:sz w:val="18"/>
+          <w:highlight w:val="lightGray"/>
+        </w:rPr>
+        <w:t>Name_En</w:t>
+      </w:r>
+      <w:proofErr w:type="spellEnd"/>
+      <w:r>
+        <w:rPr>
+          <w:rFonts w:ascii="Arial" w:hAnsi="Arial" w:cs="Arial"/>
+          <w:color w:val="000000"/>
+          <w:sz w:val="18"/>
+          <w:highlight w:val="lightGray"/>
+        </w:rPr>
+        <w:t xml:space="preserve"> Column: Motasem Essam] -&gt; </w:t>
+      </w:r>
+      <w:r>
+        <w:rPr>
+          <w:rFonts w:ascii="Arial" w:hAnsi="Arial" w:cs="Arial"/>
           <w:b/>
           <w:color w:val="000000"/>
           <w:sz w:val="18"/>
@@ -199,6 +253,7 @@
       </w:r>
       <w:r>
         <w:rPr>
+          <w:rFonts w:ascii="Arial" w:hAnsi="Arial" w:cs="Arial"/>
           <w:color w:val="000000"/>
           <w:sz w:val="18"/>
           <w:highlight w:val="lightGray"/>
@@ -207,6 +262,7 @@
       </w:r>
       <w:r>
         <w:rPr>
+          <w:rFonts w:ascii="Arial" w:hAnsi="Arial" w:cs="Arial"/>
           <w:b/>
           <w:color w:val="000000"/>
           <w:sz w:val="18"/>
@@ -216,6 +272,7 @@
       </w:r>
       <w:r>
         <w:rPr>
+          <w:rFonts w:ascii="Arial" w:hAnsi="Arial" w:cs="Arial"/>
           <w:color w:val="000000"/>
           <w:sz w:val="18"/>
           <w:highlight w:val="lightGray"/>
@@ -394,6 +451,7 @@
     <w:p>
       <w:r>
         <w:rPr>
+          <w:rFonts w:ascii="Arial" w:hAnsi="Arial" w:cs="Arial"/>
           <w:b/>
           <w:color w:val="000000"/>
           <w:sz w:val="18"/>
@@ -403,14 +461,36 @@
       </w:r>
       <w:r>
         <w:rPr>
-          <w:color w:val="000000"/>
-          <w:sz w:val="18"/>
-          <w:highlight w:val="lightGray"/>
-        </w:rPr>
-        <w:t xml:space="preserve">: Persons Table -&gt; ID Column: 1, Name_En Column: Motasem Essam] -&gt; </w:t>
-      </w:r>
-      <w:r>
-        <w:rPr>
+          <w:rFonts w:ascii="Arial" w:hAnsi="Arial" w:cs="Arial"/>
+          <w:color w:val="000000"/>
+          <w:sz w:val="18"/>
+          <w:highlight w:val="lightGray"/>
+        </w:rPr>
+        <w:t xml:space="preserve">: Persons Table -&gt; ID Column: 1, </w:t>
+      </w:r>
+      <w:proofErr w:type="spellStart"/>
+      <w:r>
+        <w:rPr>
+          <w:rFonts w:ascii="Arial" w:hAnsi="Arial" w:cs="Arial"/>
+          <w:color w:val="000000"/>
+          <w:sz w:val="18"/>
+          <w:highlight w:val="lightGray"/>
+        </w:rPr>
+        <w:t>Name_En</w:t>
+      </w:r>
+      <w:proofErr w:type="spellEnd"/>
+      <w:r>
+        <w:rPr>
+          <w:rFonts w:ascii="Arial" w:hAnsi="Arial" w:cs="Arial"/>
+          <w:color w:val="000000"/>
+          <w:sz w:val="18"/>
+          <w:highlight w:val="lightGray"/>
+        </w:rPr>
+        <w:t xml:space="preserve"> Column: Motasem Essam] -&gt; </w:t>
+      </w:r>
+      <w:r>
+        <w:rPr>
+          <w:rFonts w:ascii="Arial" w:hAnsi="Arial" w:cs="Arial"/>
           <w:b/>
           <w:color w:val="000000"/>
           <w:sz w:val="18"/>
@@ -420,6 +500,7 @@
       </w:r>
       <w:r>
         <w:rPr>
+          <w:rFonts w:ascii="Arial" w:hAnsi="Arial" w:cs="Arial"/>
           <w:color w:val="000000"/>
           <w:sz w:val="18"/>
           <w:highlight w:val="lightGray"/>
@@ -428,6 +509,7 @@
       </w:r>
       <w:r>
         <w:rPr>
+          <w:rFonts w:ascii="Arial" w:hAnsi="Arial" w:cs="Arial"/>
           <w:b/>
           <w:color w:val="000000"/>
           <w:sz w:val="18"/>
@@ -437,6 +519,7 @@
       </w:r>
       <w:r>
         <w:rPr>
+          <w:rFonts w:ascii="Arial" w:hAnsi="Arial" w:cs="Arial"/>
           <w:color w:val="000000"/>
           <w:sz w:val="18"/>
           <w:highlight w:val="lightGray"/>
@@ -473,6 +556,7 @@
         <w:rPr>
           <w:noProof/>
         </w:rPr>
+        <w:lastRenderedPageBreak/>
         <w:drawing>
           <wp:inline distT="0" distB="0" distL="0" distR="0" wp14:anchorId="226BF93A" wp14:editId="2344DC9F">
             <wp:extent cx="5943600" cy="1232535"/>
@@ -567,6 +651,7 @@
                 <w:bCs/>
               </w:rPr>
             </w:pPr>
+            <w:proofErr w:type="spellStart"/>
             <w:r>
               <w:rPr>
                 <w:rFonts w:ascii="Roboto Mono" w:hAnsi="Roboto Mono"/>
@@ -575,6 +660,7 @@
               </w:rPr>
               <w:t>CustomerID</w:t>
             </w:r>
+            <w:proofErr w:type="spellEnd"/>
           </w:p>
         </w:tc>
         <w:tc>
@@ -1072,6 +1158,7 @@
                 <w:bCs/>
               </w:rPr>
             </w:pPr>
+            <w:proofErr w:type="spellStart"/>
             <w:r>
               <w:rPr>
                 <w:rFonts w:ascii="Roboto Mono" w:hAnsi="Roboto Mono"/>
@@ -1080,6 +1167,7 @@
               </w:rPr>
               <w:t>CustomerID</w:t>
             </w:r>
+            <w:proofErr w:type="spellEnd"/>
           </w:p>
         </w:tc>
         <w:tc>
@@ -1216,6 +1304,7 @@
               <w:rPr>
                 <w:rFonts w:ascii="Roboto Mono" w:hAnsi="Roboto Mono"/>
               </w:rPr>
+              <w:lastRenderedPageBreak/>
               <w:t>2</w:t>
             </w:r>
           </w:p>
@@ -1493,7 +1582,21 @@
         <w:rPr>
           <w:rFonts w:ascii="Roboto Mono" w:hAnsi="Roboto Mono"/>
         </w:rPr>
-        <w:t>FROM table_name;</w:t>
+        <w:t xml:space="preserve">FROM </w:t>
+      </w:r>
+      <w:proofErr w:type="spellStart"/>
+      <w:r>
+        <w:rPr>
+          <w:rFonts w:ascii="Roboto Mono" w:hAnsi="Roboto Mono"/>
+        </w:rPr>
+        <w:t>table_name</w:t>
+      </w:r>
+      <w:proofErr w:type="spellEnd"/>
+      <w:r>
+        <w:rPr>
+          <w:rFonts w:ascii="Roboto Mono" w:hAnsi="Roboto Mono"/>
+        </w:rPr>
+        <w:t>;</w:t>
       </w:r>
     </w:p>
     <w:p>
@@ -1789,6 +1892,7 @@
       </w:pPr>
       <w:r>
         <w:rPr>
+          <w:rFonts w:ascii="Arial" w:hAnsi="Arial" w:cs="Arial"/>
           <w:b/>
           <w:color w:val="000000"/>
           <w:sz w:val="18"/>
@@ -1798,14 +1902,36 @@
       </w:r>
       <w:r>
         <w:rPr>
-          <w:color w:val="000000"/>
-          <w:sz w:val="18"/>
-          <w:highlight w:val="lightGray"/>
-        </w:rPr>
-        <w:t xml:space="preserve">: Persons Table -&gt; ID Column: 1, Name_En Column: Motasem Essam] -&gt; </w:t>
-      </w:r>
-      <w:r>
-        <w:rPr>
+          <w:rFonts w:ascii="Arial" w:hAnsi="Arial" w:cs="Arial"/>
+          <w:color w:val="000000"/>
+          <w:sz w:val="18"/>
+          <w:highlight w:val="lightGray"/>
+        </w:rPr>
+        <w:t xml:space="preserve">: Persons Table -&gt; ID Column: 1, </w:t>
+      </w:r>
+      <w:proofErr w:type="spellStart"/>
+      <w:r>
+        <w:rPr>
+          <w:rFonts w:ascii="Arial" w:hAnsi="Arial" w:cs="Arial"/>
+          <w:color w:val="000000"/>
+          <w:sz w:val="18"/>
+          <w:highlight w:val="lightGray"/>
+        </w:rPr>
+        <w:t>Name_En</w:t>
+      </w:r>
+      <w:proofErr w:type="spellEnd"/>
+      <w:r>
+        <w:rPr>
+          <w:rFonts w:ascii="Arial" w:hAnsi="Arial" w:cs="Arial"/>
+          <w:color w:val="000000"/>
+          <w:sz w:val="18"/>
+          <w:highlight w:val="lightGray"/>
+        </w:rPr>
+        <w:t xml:space="preserve"> Column: Motasem Essam] -&gt; </w:t>
+      </w:r>
+      <w:r>
+        <w:rPr>
+          <w:rFonts w:ascii="Arial" w:hAnsi="Arial" w:cs="Arial"/>
           <w:b/>
           <w:color w:val="000000"/>
           <w:sz w:val="18"/>
@@ -1815,6 +1941,7 @@
       </w:r>
       <w:r>
         <w:rPr>
+          <w:rFonts w:ascii="Arial" w:hAnsi="Arial" w:cs="Arial"/>
           <w:color w:val="000000"/>
           <w:sz w:val="18"/>
           <w:highlight w:val="lightGray"/>
@@ -1823,6 +1950,7 @@
       </w:r>
       <w:r>
         <w:rPr>
+          <w:rFonts w:ascii="Arial" w:hAnsi="Arial" w:cs="Arial"/>
           <w:b/>
           <w:color w:val="000000"/>
           <w:sz w:val="18"/>
@@ -1832,6 +1960,7 @@
       </w:r>
       <w:r>
         <w:rPr>
+          <w:rFonts w:ascii="Arial" w:hAnsi="Arial" w:cs="Arial"/>
           <w:color w:val="000000"/>
           <w:sz w:val="18"/>
           <w:highlight w:val="lightGray"/>
@@ -1844,6 +1973,7 @@
         <w:rPr>
           <w:noProof/>
         </w:rPr>
+        <w:lastRenderedPageBreak/>
         <w:drawing>
           <wp:inline distT="0" distB="0" distL="0" distR="0" wp14:anchorId="341F6D87" wp14:editId="34B9AA83">
             <wp:extent cx="5943600" cy="781050"/>
@@ -2271,6 +2401,7 @@
       </w:pPr>
       <w:r>
         <w:rPr>
+          <w:rFonts w:ascii="Arial" w:hAnsi="Arial" w:cs="Arial"/>
           <w:b/>
           <w:color w:val="000000"/>
           <w:sz w:val="18"/>
@@ -2280,14 +2411,36 @@
       </w:r>
       <w:r>
         <w:rPr>
-          <w:color w:val="000000"/>
-          <w:sz w:val="18"/>
-          <w:highlight w:val="lightGray"/>
-        </w:rPr>
-        <w:t xml:space="preserve">: Persons Table -&gt; ID Column: 1, Name_En Column: Motasem Essam] -&gt; </w:t>
-      </w:r>
-      <w:r>
-        <w:rPr>
+          <w:rFonts w:ascii="Arial" w:hAnsi="Arial" w:cs="Arial"/>
+          <w:color w:val="000000"/>
+          <w:sz w:val="18"/>
+          <w:highlight w:val="lightGray"/>
+        </w:rPr>
+        <w:t xml:space="preserve">: Persons Table -&gt; ID Column: 1, </w:t>
+      </w:r>
+      <w:proofErr w:type="spellStart"/>
+      <w:r>
+        <w:rPr>
+          <w:rFonts w:ascii="Arial" w:hAnsi="Arial" w:cs="Arial"/>
+          <w:color w:val="000000"/>
+          <w:sz w:val="18"/>
+          <w:highlight w:val="lightGray"/>
+        </w:rPr>
+        <w:t>Name_En</w:t>
+      </w:r>
+      <w:proofErr w:type="spellEnd"/>
+      <w:r>
+        <w:rPr>
+          <w:rFonts w:ascii="Arial" w:hAnsi="Arial" w:cs="Arial"/>
+          <w:color w:val="000000"/>
+          <w:sz w:val="18"/>
+          <w:highlight w:val="lightGray"/>
+        </w:rPr>
+        <w:t xml:space="preserve"> Column: Motasem Essam] -&gt; </w:t>
+      </w:r>
+      <w:r>
+        <w:rPr>
+          <w:rFonts w:ascii="Arial" w:hAnsi="Arial" w:cs="Arial"/>
           <w:b/>
           <w:color w:val="000000"/>
           <w:sz w:val="18"/>
@@ -2297,6 +2450,7 @@
       </w:r>
       <w:r>
         <w:rPr>
+          <w:rFonts w:ascii="Arial" w:hAnsi="Arial" w:cs="Arial"/>
           <w:color w:val="000000"/>
           <w:sz w:val="18"/>
           <w:highlight w:val="lightGray"/>
@@ -2305,6 +2459,7 @@
       </w:r>
       <w:r>
         <w:rPr>
+          <w:rFonts w:ascii="Arial" w:hAnsi="Arial" w:cs="Arial"/>
           <w:b/>
           <w:color w:val="000000"/>
           <w:sz w:val="18"/>
@@ -2314,6 +2469,7 @@
       </w:r>
       <w:r>
         <w:rPr>
+          <w:rFonts w:ascii="Arial" w:hAnsi="Arial" w:cs="Arial"/>
           <w:color w:val="000000"/>
           <w:sz w:val="18"/>
           <w:highlight w:val="lightGray"/>
@@ -2412,6 +2568,7 @@
         <w:rPr>
           <w:rFonts w:ascii="Roboto Mono" w:hAnsi="Roboto Mono"/>
         </w:rPr>
+        <w:lastRenderedPageBreak/>
         <w:pict w14:anchorId="3FC3F24E">
           <v:rect id="_x0000_i1034" style="width:0;height:1.5pt" o:hralign="center" o:hrstd="t" o:hr="t" fillcolor="#a0a0a0" stroked="f"/>
         </w:pict>
@@ -2485,6 +2642,7 @@
       </w:pPr>
       <w:r>
         <w:rPr>
+          <w:rFonts w:ascii="Arial" w:hAnsi="Arial" w:cs="Arial"/>
           <w:b/>
           <w:color w:val="000000"/>
           <w:sz w:val="18"/>
@@ -2494,14 +2652,36 @@
       </w:r>
       <w:r>
         <w:rPr>
-          <w:color w:val="000000"/>
-          <w:sz w:val="18"/>
-          <w:highlight w:val="lightGray"/>
-        </w:rPr>
-        <w:t xml:space="preserve">: Persons Table -&gt; ID Column: 1, Name_En Column: Motasem Essam] -&gt; </w:t>
-      </w:r>
-      <w:r>
-        <w:rPr>
+          <w:rFonts w:ascii="Arial" w:hAnsi="Arial" w:cs="Arial"/>
+          <w:color w:val="000000"/>
+          <w:sz w:val="18"/>
+          <w:highlight w:val="lightGray"/>
+        </w:rPr>
+        <w:t xml:space="preserve">: Persons Table -&gt; ID Column: 1, </w:t>
+      </w:r>
+      <w:proofErr w:type="spellStart"/>
+      <w:r>
+        <w:rPr>
+          <w:rFonts w:ascii="Arial" w:hAnsi="Arial" w:cs="Arial"/>
+          <w:color w:val="000000"/>
+          <w:sz w:val="18"/>
+          <w:highlight w:val="lightGray"/>
+        </w:rPr>
+        <w:t>Name_En</w:t>
+      </w:r>
+      <w:proofErr w:type="spellEnd"/>
+      <w:r>
+        <w:rPr>
+          <w:rFonts w:ascii="Arial" w:hAnsi="Arial" w:cs="Arial"/>
+          <w:color w:val="000000"/>
+          <w:sz w:val="18"/>
+          <w:highlight w:val="lightGray"/>
+        </w:rPr>
+        <w:t xml:space="preserve"> Column: Motasem Essam] -&gt; </w:t>
+      </w:r>
+      <w:r>
+        <w:rPr>
+          <w:rFonts w:ascii="Arial" w:hAnsi="Arial" w:cs="Arial"/>
           <w:b/>
           <w:color w:val="000000"/>
           <w:sz w:val="18"/>
@@ -2511,6 +2691,7 @@
       </w:r>
       <w:r>
         <w:rPr>
+          <w:rFonts w:ascii="Arial" w:hAnsi="Arial" w:cs="Arial"/>
           <w:color w:val="000000"/>
           <w:sz w:val="18"/>
           <w:highlight w:val="lightGray"/>
@@ -2519,6 +2700,7 @@
       </w:r>
       <w:r>
         <w:rPr>
+          <w:rFonts w:ascii="Arial" w:hAnsi="Arial" w:cs="Arial"/>
           <w:b/>
           <w:color w:val="000000"/>
           <w:sz w:val="18"/>
@@ -2528,6 +2710,7 @@
       </w:r>
       <w:r>
         <w:rPr>
+          <w:rFonts w:ascii="Arial" w:hAnsi="Arial" w:cs="Arial"/>
           <w:color w:val="000000"/>
           <w:sz w:val="18"/>
           <w:highlight w:val="lightGray"/>
@@ -2759,6 +2942,7 @@
                 <w:bCs/>
               </w:rPr>
             </w:pPr>
+            <w:proofErr w:type="spellStart"/>
             <w:r>
               <w:rPr>
                 <w:rFonts w:ascii="Roboto Mono" w:hAnsi="Roboto Mono"/>
@@ -2767,6 +2951,7 @@
               </w:rPr>
               <w:t>CustomerID</w:t>
             </w:r>
+            <w:proofErr w:type="spellEnd"/>
           </w:p>
         </w:tc>
         <w:tc>
@@ -2935,6 +3120,7 @@
       </w:pPr>
       <w:r>
         <w:rPr>
+          <w:rFonts w:ascii="Arial" w:hAnsi="Arial" w:cs="Arial"/>
           <w:b/>
           <w:color w:val="000000"/>
           <w:sz w:val="18"/>
@@ -2944,14 +3130,36 @@
       </w:r>
       <w:r>
         <w:rPr>
-          <w:color w:val="000000"/>
-          <w:sz w:val="18"/>
-          <w:highlight w:val="lightGray"/>
-        </w:rPr>
-        <w:t xml:space="preserve">: Persons Table -&gt; ID Column: 1, Name_En Column: Motasem Essam] -&gt; </w:t>
-      </w:r>
-      <w:r>
-        <w:rPr>
+          <w:rFonts w:ascii="Arial" w:hAnsi="Arial" w:cs="Arial"/>
+          <w:color w:val="000000"/>
+          <w:sz w:val="18"/>
+          <w:highlight w:val="lightGray"/>
+        </w:rPr>
+        <w:t xml:space="preserve">: Persons Table -&gt; ID Column: 1, </w:t>
+      </w:r>
+      <w:proofErr w:type="spellStart"/>
+      <w:r>
+        <w:rPr>
+          <w:rFonts w:ascii="Arial" w:hAnsi="Arial" w:cs="Arial"/>
+          <w:color w:val="000000"/>
+          <w:sz w:val="18"/>
+          <w:highlight w:val="lightGray"/>
+        </w:rPr>
+        <w:t>Name_En</w:t>
+      </w:r>
+      <w:proofErr w:type="spellEnd"/>
+      <w:r>
+        <w:rPr>
+          <w:rFonts w:ascii="Arial" w:hAnsi="Arial" w:cs="Arial"/>
+          <w:color w:val="000000"/>
+          <w:sz w:val="18"/>
+          <w:highlight w:val="lightGray"/>
+        </w:rPr>
+        <w:t xml:space="preserve"> Column: Motasem Essam] -&gt; </w:t>
+      </w:r>
+      <w:r>
+        <w:rPr>
+          <w:rFonts w:ascii="Arial" w:hAnsi="Arial" w:cs="Arial"/>
           <w:b/>
           <w:color w:val="000000"/>
           <w:sz w:val="18"/>
@@ -2961,6 +3169,7 @@
       </w:r>
       <w:r>
         <w:rPr>
+          <w:rFonts w:ascii="Arial" w:hAnsi="Arial" w:cs="Arial"/>
           <w:color w:val="000000"/>
           <w:sz w:val="18"/>
           <w:highlight w:val="lightGray"/>
@@ -2969,6 +3178,7 @@
       </w:r>
       <w:r>
         <w:rPr>
+          <w:rFonts w:ascii="Arial" w:hAnsi="Arial" w:cs="Arial"/>
           <w:b/>
           <w:color w:val="000000"/>
           <w:sz w:val="18"/>
@@ -2978,6 +3188,7 @@
       </w:r>
       <w:r>
         <w:rPr>
+          <w:rFonts w:ascii="Arial" w:hAnsi="Arial" w:cs="Arial"/>
           <w:color w:val="000000"/>
           <w:sz w:val="18"/>
           <w:highlight w:val="lightGray"/>
@@ -2990,6 +3201,7 @@
         <w:rPr>
           <w:noProof/>
         </w:rPr>
+        <w:lastRenderedPageBreak/>
         <w:drawing>
           <wp:inline distT="0" distB="0" distL="0" distR="0" wp14:anchorId="129C5A95" wp14:editId="134BC705">
             <wp:extent cx="5943600" cy="929640"/>
@@ -3208,6 +3420,7 @@
                 <w:bCs/>
               </w:rPr>
             </w:pPr>
+            <w:proofErr w:type="spellStart"/>
             <w:r>
               <w:rPr>
                 <w:rFonts w:ascii="Roboto Mono" w:hAnsi="Roboto Mono"/>
@@ -3216,6 +3429,7 @@
               </w:rPr>
               <w:t>CustomerID</w:t>
             </w:r>
+            <w:proofErr w:type="spellEnd"/>
           </w:p>
         </w:tc>
         <w:tc>
@@ -3516,6 +3730,7 @@
         <w:rPr>
           <w:rFonts w:ascii="Roboto Mono" w:hAnsi="Roboto Mono"/>
         </w:rPr>
+        <w:lastRenderedPageBreak/>
         <w:t>ORDER BY Name DESC;</w:t>
       </w:r>
     </w:p>
@@ -3551,6 +3766,7 @@
     <w:p>
       <w:r>
         <w:rPr>
+          <w:rFonts w:ascii="Arial" w:hAnsi="Arial" w:cs="Arial"/>
           <w:b/>
           <w:color w:val="000000"/>
           <w:sz w:val="18"/>
@@ -3560,14 +3776,36 @@
       </w:r>
       <w:r>
         <w:rPr>
-          <w:color w:val="000000"/>
-          <w:sz w:val="18"/>
-          <w:highlight w:val="lightGray"/>
-        </w:rPr>
-        <w:t xml:space="preserve">: Persons Table -&gt; ID Column: 1, Name_En Column: Motasem Essam] -&gt; </w:t>
-      </w:r>
-      <w:r>
-        <w:rPr>
+          <w:rFonts w:ascii="Arial" w:hAnsi="Arial" w:cs="Arial"/>
+          <w:color w:val="000000"/>
+          <w:sz w:val="18"/>
+          <w:highlight w:val="lightGray"/>
+        </w:rPr>
+        <w:t xml:space="preserve">: Persons Table -&gt; ID Column: 1, </w:t>
+      </w:r>
+      <w:proofErr w:type="spellStart"/>
+      <w:r>
+        <w:rPr>
+          <w:rFonts w:ascii="Arial" w:hAnsi="Arial" w:cs="Arial"/>
+          <w:color w:val="000000"/>
+          <w:sz w:val="18"/>
+          <w:highlight w:val="lightGray"/>
+        </w:rPr>
+        <w:t>Name_En</w:t>
+      </w:r>
+      <w:proofErr w:type="spellEnd"/>
+      <w:r>
+        <w:rPr>
+          <w:rFonts w:ascii="Arial" w:hAnsi="Arial" w:cs="Arial"/>
+          <w:color w:val="000000"/>
+          <w:sz w:val="18"/>
+          <w:highlight w:val="lightGray"/>
+        </w:rPr>
+        <w:t xml:space="preserve"> Column: Motasem Essam] -&gt; </w:t>
+      </w:r>
+      <w:r>
+        <w:rPr>
+          <w:rFonts w:ascii="Arial" w:hAnsi="Arial" w:cs="Arial"/>
           <w:b/>
           <w:color w:val="000000"/>
           <w:sz w:val="18"/>
@@ -3577,6 +3815,7 @@
       </w:r>
       <w:r>
         <w:rPr>
+          <w:rFonts w:ascii="Arial" w:hAnsi="Arial" w:cs="Arial"/>
           <w:color w:val="000000"/>
           <w:sz w:val="18"/>
           <w:highlight w:val="lightGray"/>
@@ -3585,6 +3824,7 @@
       </w:r>
       <w:r>
         <w:rPr>
+          <w:rFonts w:ascii="Arial" w:hAnsi="Arial" w:cs="Arial"/>
           <w:b/>
           <w:color w:val="000000"/>
           <w:sz w:val="18"/>
@@ -3594,6 +3834,7 @@
       </w:r>
       <w:r>
         <w:rPr>
+          <w:rFonts w:ascii="Arial" w:hAnsi="Arial" w:cs="Arial"/>
           <w:color w:val="000000"/>
           <w:sz w:val="18"/>
           <w:highlight w:val="lightGray"/>
@@ -3796,6 +4037,7 @@
       </w:pPr>
       <w:r>
         <w:rPr>
+          <w:rFonts w:ascii="Arial" w:hAnsi="Arial" w:cs="Arial"/>
           <w:b/>
           <w:color w:val="000000"/>
           <w:sz w:val="18"/>
@@ -3805,14 +4047,36 @@
       </w:r>
       <w:r>
         <w:rPr>
-          <w:color w:val="000000"/>
-          <w:sz w:val="18"/>
-          <w:highlight w:val="lightGray"/>
-        </w:rPr>
-        <w:t xml:space="preserve">: Persons Table -&gt; ID Column: 1, Name_En Column: Motasem Essam] -&gt; </w:t>
-      </w:r>
-      <w:r>
-        <w:rPr>
+          <w:rFonts w:ascii="Arial" w:hAnsi="Arial" w:cs="Arial"/>
+          <w:color w:val="000000"/>
+          <w:sz w:val="18"/>
+          <w:highlight w:val="lightGray"/>
+        </w:rPr>
+        <w:t xml:space="preserve">: Persons Table -&gt; ID Column: 1, </w:t>
+      </w:r>
+      <w:proofErr w:type="spellStart"/>
+      <w:r>
+        <w:rPr>
+          <w:rFonts w:ascii="Arial" w:hAnsi="Arial" w:cs="Arial"/>
+          <w:color w:val="000000"/>
+          <w:sz w:val="18"/>
+          <w:highlight w:val="lightGray"/>
+        </w:rPr>
+        <w:t>Name_En</w:t>
+      </w:r>
+      <w:proofErr w:type="spellEnd"/>
+      <w:r>
+        <w:rPr>
+          <w:rFonts w:ascii="Arial" w:hAnsi="Arial" w:cs="Arial"/>
+          <w:color w:val="000000"/>
+          <w:sz w:val="18"/>
+          <w:highlight w:val="lightGray"/>
+        </w:rPr>
+        <w:t xml:space="preserve"> Column: Motasem Essam] -&gt; </w:t>
+      </w:r>
+      <w:r>
+        <w:rPr>
+          <w:rFonts w:ascii="Arial" w:hAnsi="Arial" w:cs="Arial"/>
           <w:b/>
           <w:color w:val="000000"/>
           <w:sz w:val="18"/>
@@ -3822,6 +4086,7 @@
       </w:r>
       <w:r>
         <w:rPr>
+          <w:rFonts w:ascii="Arial" w:hAnsi="Arial" w:cs="Arial"/>
           <w:color w:val="000000"/>
           <w:sz w:val="18"/>
           <w:highlight w:val="lightGray"/>
@@ -3830,6 +4095,7 @@
       </w:r>
       <w:r>
         <w:rPr>
+          <w:rFonts w:ascii="Arial" w:hAnsi="Arial" w:cs="Arial"/>
           <w:b/>
           <w:color w:val="000000"/>
           <w:sz w:val="18"/>
@@ -3839,6 +4105,7 @@
       </w:r>
       <w:r>
         <w:rPr>
+          <w:rFonts w:ascii="Arial" w:hAnsi="Arial" w:cs="Arial"/>
           <w:color w:val="000000"/>
           <w:sz w:val="18"/>
           <w:highlight w:val="lightGray"/>
@@ -3971,6 +4238,7 @@
         <w:rPr>
           <w:noProof/>
         </w:rPr>
+        <w:lastRenderedPageBreak/>
         <w:drawing>
           <wp:inline distT="0" distB="0" distL="0" distR="0" wp14:anchorId="2D335911" wp14:editId="25ECA882">
             <wp:extent cx="5943600" cy="1561465"/>
@@ -4418,6 +4686,7 @@
         <w:rPr>
           <w:rFonts w:ascii="Segoe UI Emoji" w:hAnsi="Segoe UI Emoji" w:cs="Segoe UI Emoji"/>
         </w:rPr>
+        <w:lastRenderedPageBreak/>
         <w:t>📚</w:t>
       </w:r>
       <w:r>
@@ -4433,6 +4702,7 @@
       </w:pPr>
       <w:r>
         <w:rPr>
+          <w:rFonts w:ascii="Arial" w:hAnsi="Arial" w:cs="Arial"/>
           <w:b/>
           <w:color w:val="000000"/>
           <w:sz w:val="18"/>
@@ -4442,14 +4712,36 @@
       </w:r>
       <w:r>
         <w:rPr>
-          <w:color w:val="000000"/>
-          <w:sz w:val="18"/>
-          <w:highlight w:val="lightGray"/>
-        </w:rPr>
-        <w:t xml:space="preserve">: Persons Table -&gt; ID Column: 1, Name_En Column: Motasem Essam] -&gt; </w:t>
-      </w:r>
-      <w:r>
-        <w:rPr>
+          <w:rFonts w:ascii="Arial" w:hAnsi="Arial" w:cs="Arial"/>
+          <w:color w:val="000000"/>
+          <w:sz w:val="18"/>
+          <w:highlight w:val="lightGray"/>
+        </w:rPr>
+        <w:t xml:space="preserve">: Persons Table -&gt; ID Column: 1, </w:t>
+      </w:r>
+      <w:proofErr w:type="spellStart"/>
+      <w:r>
+        <w:rPr>
+          <w:rFonts w:ascii="Arial" w:hAnsi="Arial" w:cs="Arial"/>
+          <w:color w:val="000000"/>
+          <w:sz w:val="18"/>
+          <w:highlight w:val="lightGray"/>
+        </w:rPr>
+        <w:t>Name_En</w:t>
+      </w:r>
+      <w:proofErr w:type="spellEnd"/>
+      <w:r>
+        <w:rPr>
+          <w:rFonts w:ascii="Arial" w:hAnsi="Arial" w:cs="Arial"/>
+          <w:color w:val="000000"/>
+          <w:sz w:val="18"/>
+          <w:highlight w:val="lightGray"/>
+        </w:rPr>
+        <w:t xml:space="preserve"> Column: Motasem Essam] -&gt; </w:t>
+      </w:r>
+      <w:r>
+        <w:rPr>
+          <w:rFonts w:ascii="Arial" w:hAnsi="Arial" w:cs="Arial"/>
           <w:b/>
           <w:color w:val="000000"/>
           <w:sz w:val="18"/>
@@ -4459,6 +4751,7 @@
       </w:r>
       <w:r>
         <w:rPr>
+          <w:rFonts w:ascii="Arial" w:hAnsi="Arial" w:cs="Arial"/>
           <w:color w:val="000000"/>
           <w:sz w:val="18"/>
           <w:highlight w:val="lightGray"/>
@@ -4467,6 +4760,7 @@
       </w:r>
       <w:r>
         <w:rPr>
+          <w:rFonts w:ascii="Arial" w:hAnsi="Arial" w:cs="Arial"/>
           <w:b/>
           <w:color w:val="000000"/>
           <w:sz w:val="18"/>
@@ -4476,6 +4770,7 @@
       </w:r>
       <w:r>
         <w:rPr>
+          <w:rFonts w:ascii="Arial" w:hAnsi="Arial" w:cs="Arial"/>
           <w:color w:val="000000"/>
           <w:sz w:val="18"/>
           <w:highlight w:val="lightGray"/>
@@ -4587,7 +4882,21 @@
         <w:rPr>
           <w:rFonts w:ascii="Roboto Mono" w:hAnsi="Roboto Mono"/>
         </w:rPr>
-        <w:t>AND CustomerID &gt; 1;</w:t>
+        <w:t xml:space="preserve">AND </w:t>
+      </w:r>
+      <w:proofErr w:type="spellStart"/>
+      <w:r>
+        <w:rPr>
+          <w:rFonts w:ascii="Roboto Mono" w:hAnsi="Roboto Mono"/>
+        </w:rPr>
+        <w:t>CustomerID</w:t>
+      </w:r>
+      <w:proofErr w:type="spellEnd"/>
+      <w:r>
+        <w:rPr>
+          <w:rFonts w:ascii="Roboto Mono" w:hAnsi="Roboto Mono"/>
+        </w:rPr>
+        <w:t xml:space="preserve"> &gt; 1;</w:t>
       </w:r>
     </w:p>
     <w:p>
@@ -4670,6 +4979,7 @@
       </w:pPr>
       <w:r>
         <w:rPr>
+          <w:rFonts w:ascii="Arial" w:hAnsi="Arial" w:cs="Arial"/>
           <w:b/>
           <w:color w:val="000000"/>
           <w:sz w:val="18"/>
@@ -4679,14 +4989,36 @@
       </w:r>
       <w:r>
         <w:rPr>
-          <w:color w:val="000000"/>
-          <w:sz w:val="18"/>
-          <w:highlight w:val="lightGray"/>
-        </w:rPr>
-        <w:t xml:space="preserve">: Persons Table -&gt; ID Column: 1, Name_En Column: Motasem Essam] -&gt; </w:t>
-      </w:r>
-      <w:r>
-        <w:rPr>
+          <w:rFonts w:ascii="Arial" w:hAnsi="Arial" w:cs="Arial"/>
+          <w:color w:val="000000"/>
+          <w:sz w:val="18"/>
+          <w:highlight w:val="lightGray"/>
+        </w:rPr>
+        <w:t xml:space="preserve">: Persons Table -&gt; ID Column: 1, </w:t>
+      </w:r>
+      <w:proofErr w:type="spellStart"/>
+      <w:r>
+        <w:rPr>
+          <w:rFonts w:ascii="Arial" w:hAnsi="Arial" w:cs="Arial"/>
+          <w:color w:val="000000"/>
+          <w:sz w:val="18"/>
+          <w:highlight w:val="lightGray"/>
+        </w:rPr>
+        <w:t>Name_En</w:t>
+      </w:r>
+      <w:proofErr w:type="spellEnd"/>
+      <w:r>
+        <w:rPr>
+          <w:rFonts w:ascii="Arial" w:hAnsi="Arial" w:cs="Arial"/>
+          <w:color w:val="000000"/>
+          <w:sz w:val="18"/>
+          <w:highlight w:val="lightGray"/>
+        </w:rPr>
+        <w:t xml:space="preserve"> Column: Motasem Essam] -&gt; </w:t>
+      </w:r>
+      <w:r>
+        <w:rPr>
+          <w:rFonts w:ascii="Arial" w:hAnsi="Arial" w:cs="Arial"/>
           <w:b/>
           <w:color w:val="000000"/>
           <w:sz w:val="18"/>
@@ -4696,6 +5028,7 @@
       </w:r>
       <w:r>
         <w:rPr>
+          <w:rFonts w:ascii="Arial" w:hAnsi="Arial" w:cs="Arial"/>
           <w:color w:val="000000"/>
           <w:sz w:val="18"/>
           <w:highlight w:val="lightGray"/>
@@ -4704,6 +5037,7 @@
       </w:r>
       <w:r>
         <w:rPr>
+          <w:rFonts w:ascii="Arial" w:hAnsi="Arial" w:cs="Arial"/>
           <w:b/>
           <w:color w:val="000000"/>
           <w:sz w:val="18"/>
@@ -4713,6 +5047,7 @@
       </w:r>
       <w:r>
         <w:rPr>
+          <w:rFonts w:ascii="Arial" w:hAnsi="Arial" w:cs="Arial"/>
           <w:color w:val="000000"/>
           <w:sz w:val="18"/>
           <w:highlight w:val="lightGray"/>
@@ -4893,6 +5228,7 @@
                 <w:b/>
                 <w:bCs/>
               </w:rPr>
+              <w:lastRenderedPageBreak/>
               <w:t>Name</w:t>
             </w:r>
           </w:p>
@@ -5014,6 +5350,7 @@
       </w:pPr>
       <w:r>
         <w:rPr>
+          <w:rFonts w:ascii="Arial" w:hAnsi="Arial" w:cs="Arial"/>
           <w:b/>
           <w:color w:val="000000"/>
           <w:sz w:val="18"/>
@@ -5023,14 +5360,36 @@
       </w:r>
       <w:r>
         <w:rPr>
-          <w:color w:val="000000"/>
-          <w:sz w:val="18"/>
-          <w:highlight w:val="lightGray"/>
-        </w:rPr>
-        <w:t xml:space="preserve">: Persons Table -&gt; ID Column: 1, Name_En Column: Motasem Essam] -&gt; </w:t>
-      </w:r>
-      <w:r>
-        <w:rPr>
+          <w:rFonts w:ascii="Arial" w:hAnsi="Arial" w:cs="Arial"/>
+          <w:color w:val="000000"/>
+          <w:sz w:val="18"/>
+          <w:highlight w:val="lightGray"/>
+        </w:rPr>
+        <w:t xml:space="preserve">: Persons Table -&gt; ID Column: 1, </w:t>
+      </w:r>
+      <w:proofErr w:type="spellStart"/>
+      <w:r>
+        <w:rPr>
+          <w:rFonts w:ascii="Arial" w:hAnsi="Arial" w:cs="Arial"/>
+          <w:color w:val="000000"/>
+          <w:sz w:val="18"/>
+          <w:highlight w:val="lightGray"/>
+        </w:rPr>
+        <w:t>Name_En</w:t>
+      </w:r>
+      <w:proofErr w:type="spellEnd"/>
+      <w:r>
+        <w:rPr>
+          <w:rFonts w:ascii="Arial" w:hAnsi="Arial" w:cs="Arial"/>
+          <w:color w:val="000000"/>
+          <w:sz w:val="18"/>
+          <w:highlight w:val="lightGray"/>
+        </w:rPr>
+        <w:t xml:space="preserve"> Column: Motasem Essam] -&gt; </w:t>
+      </w:r>
+      <w:r>
+        <w:rPr>
+          <w:rFonts w:ascii="Arial" w:hAnsi="Arial" w:cs="Arial"/>
           <w:b/>
           <w:color w:val="000000"/>
           <w:sz w:val="18"/>
@@ -5040,6 +5399,7 @@
       </w:r>
       <w:r>
         <w:rPr>
+          <w:rFonts w:ascii="Arial" w:hAnsi="Arial" w:cs="Arial"/>
           <w:color w:val="000000"/>
           <w:sz w:val="18"/>
           <w:highlight w:val="lightGray"/>
@@ -5048,6 +5408,7 @@
       </w:r>
       <w:r>
         <w:rPr>
+          <w:rFonts w:ascii="Arial" w:hAnsi="Arial" w:cs="Arial"/>
           <w:b/>
           <w:color w:val="000000"/>
           <w:sz w:val="18"/>
@@ -5057,6 +5418,7 @@
       </w:r>
       <w:r>
         <w:rPr>
+          <w:rFonts w:ascii="Arial" w:hAnsi="Arial" w:cs="Arial"/>
           <w:color w:val="000000"/>
           <w:sz w:val="18"/>
           <w:highlight w:val="lightGray"/>
@@ -5129,21 +5491,43 @@
         <w:rPr>
           <w:rFonts w:ascii="Roboto Mono" w:hAnsi="Roboto Mono"/>
         </w:rPr>
-        <w:t>SELECT Name AS CustomerName,</w:t>
-      </w:r>
-    </w:p>
-    <w:p>
-      <w:pPr>
-        <w:rPr>
-          <w:rFonts w:ascii="Roboto Mono" w:hAnsi="Roboto Mono"/>
-        </w:rPr>
-      </w:pPr>
-      <w:r>
-        <w:rPr>
-          <w:rFonts w:ascii="Roboto Mono" w:hAnsi="Roboto Mono"/>
-        </w:rPr>
-        <w:t xml:space="preserve">       City AS CustomerCity</w:t>
-      </w:r>
+        <w:t xml:space="preserve">SELECT Name AS </w:t>
+      </w:r>
+      <w:proofErr w:type="spellStart"/>
+      <w:r>
+        <w:rPr>
+          <w:rFonts w:ascii="Roboto Mono" w:hAnsi="Roboto Mono"/>
+        </w:rPr>
+        <w:t>CustomerName</w:t>
+      </w:r>
+      <w:proofErr w:type="spellEnd"/>
+      <w:r>
+        <w:rPr>
+          <w:rFonts w:ascii="Roboto Mono" w:hAnsi="Roboto Mono"/>
+        </w:rPr>
+        <w:t>,</w:t>
+      </w:r>
+    </w:p>
+    <w:p>
+      <w:pPr>
+        <w:rPr>
+          <w:rFonts w:ascii="Roboto Mono" w:hAnsi="Roboto Mono"/>
+        </w:rPr>
+      </w:pPr>
+      <w:r>
+        <w:rPr>
+          <w:rFonts w:ascii="Roboto Mono" w:hAnsi="Roboto Mono"/>
+        </w:rPr>
+        <w:t xml:space="preserve">       City AS </w:t>
+      </w:r>
+      <w:proofErr w:type="spellStart"/>
+      <w:r>
+        <w:rPr>
+          <w:rFonts w:ascii="Roboto Mono" w:hAnsi="Roboto Mono"/>
+        </w:rPr>
+        <w:t>CustomerCity</w:t>
+      </w:r>
+      <w:proofErr w:type="spellEnd"/>
     </w:p>
     <w:p>
       <w:pPr>
@@ -5287,6 +5671,7 @@
                 <w:bCs/>
               </w:rPr>
             </w:pPr>
+            <w:proofErr w:type="spellStart"/>
             <w:r>
               <w:rPr>
                 <w:rFonts w:ascii="Roboto Mono" w:hAnsi="Roboto Mono"/>
@@ -5295,6 +5680,7 @@
               </w:rPr>
               <w:t>CustomerName</w:t>
             </w:r>
+            <w:proofErr w:type="spellEnd"/>
           </w:p>
         </w:tc>
         <w:tc>
@@ -5311,6 +5697,7 @@
                 <w:bCs/>
               </w:rPr>
             </w:pPr>
+            <w:proofErr w:type="spellStart"/>
             <w:r>
               <w:rPr>
                 <w:rFonts w:ascii="Roboto Mono" w:hAnsi="Roboto Mono"/>
@@ -5319,6 +5706,7 @@
               </w:rPr>
               <w:t>CustomerCity</w:t>
             </w:r>
+            <w:proofErr w:type="spellEnd"/>
           </w:p>
         </w:tc>
       </w:tr>
@@ -5449,6 +5837,7 @@
         <w:rPr>
           <w:rFonts w:ascii="Segoe UI Emoji" w:hAnsi="Segoe UI Emoji" w:cs="Segoe UI Emoji"/>
         </w:rPr>
+        <w:lastRenderedPageBreak/>
         <w:t>📚</w:t>
       </w:r>
       <w:r>
@@ -5464,6 +5853,7 @@
       </w:pPr>
       <w:r>
         <w:rPr>
+          <w:rFonts w:ascii="Arial" w:hAnsi="Arial" w:cs="Arial"/>
           <w:b/>
           <w:color w:val="000000"/>
           <w:sz w:val="18"/>
@@ -5473,14 +5863,36 @@
       </w:r>
       <w:r>
         <w:rPr>
-          <w:color w:val="000000"/>
-          <w:sz w:val="18"/>
-          <w:highlight w:val="lightGray"/>
-        </w:rPr>
-        <w:t xml:space="preserve">: Persons Table -&gt; ID Column: 1, Name_En Column: Motasem Essam] -&gt; </w:t>
-      </w:r>
-      <w:r>
-        <w:rPr>
+          <w:rFonts w:ascii="Arial" w:hAnsi="Arial" w:cs="Arial"/>
+          <w:color w:val="000000"/>
+          <w:sz w:val="18"/>
+          <w:highlight w:val="lightGray"/>
+        </w:rPr>
+        <w:t xml:space="preserve">: Persons Table -&gt; ID Column: 1, </w:t>
+      </w:r>
+      <w:proofErr w:type="spellStart"/>
+      <w:r>
+        <w:rPr>
+          <w:rFonts w:ascii="Arial" w:hAnsi="Arial" w:cs="Arial"/>
+          <w:color w:val="000000"/>
+          <w:sz w:val="18"/>
+          <w:highlight w:val="lightGray"/>
+        </w:rPr>
+        <w:t>Name_En</w:t>
+      </w:r>
+      <w:proofErr w:type="spellEnd"/>
+      <w:r>
+        <w:rPr>
+          <w:rFonts w:ascii="Arial" w:hAnsi="Arial" w:cs="Arial"/>
+          <w:color w:val="000000"/>
+          <w:sz w:val="18"/>
+          <w:highlight w:val="lightGray"/>
+        </w:rPr>
+        <w:t xml:space="preserve"> Column: Motasem Essam] -&gt; </w:t>
+      </w:r>
+      <w:r>
+        <w:rPr>
+          <w:rFonts w:ascii="Arial" w:hAnsi="Arial" w:cs="Arial"/>
           <w:b/>
           <w:color w:val="000000"/>
           <w:sz w:val="18"/>
@@ -5490,6 +5902,7 @@
       </w:r>
       <w:r>
         <w:rPr>
+          <w:rFonts w:ascii="Arial" w:hAnsi="Arial" w:cs="Arial"/>
           <w:color w:val="000000"/>
           <w:sz w:val="18"/>
           <w:highlight w:val="lightGray"/>
@@ -5498,6 +5911,7 @@
       </w:r>
       <w:r>
         <w:rPr>
+          <w:rFonts w:ascii="Arial" w:hAnsi="Arial" w:cs="Arial"/>
           <w:b/>
           <w:color w:val="000000"/>
           <w:sz w:val="18"/>
@@ -5507,6 +5921,7 @@
       </w:r>
       <w:r>
         <w:rPr>
+          <w:rFonts w:ascii="Arial" w:hAnsi="Arial" w:cs="Arial"/>
           <w:color w:val="000000"/>
           <w:sz w:val="18"/>
           <w:highlight w:val="lightGray"/>
@@ -5579,21 +5994,43 @@
         <w:rPr>
           <w:rFonts w:ascii="Roboto Mono" w:hAnsi="Roboto Mono"/>
         </w:rPr>
-        <w:t>SELECT Customers.Name,</w:t>
-      </w:r>
-    </w:p>
-    <w:p>
-      <w:pPr>
-        <w:rPr>
-          <w:rFonts w:ascii="Roboto Mono" w:hAnsi="Roboto Mono"/>
-        </w:rPr>
-      </w:pPr>
-      <w:r>
-        <w:rPr>
-          <w:rFonts w:ascii="Roboto Mono" w:hAnsi="Roboto Mono"/>
-        </w:rPr>
-        <w:t xml:space="preserve">       Orders.OrderID</w:t>
-      </w:r>
+        <w:t xml:space="preserve">SELECT </w:t>
+      </w:r>
+      <w:proofErr w:type="spellStart"/>
+      <w:r>
+        <w:rPr>
+          <w:rFonts w:ascii="Roboto Mono" w:hAnsi="Roboto Mono"/>
+        </w:rPr>
+        <w:t>Customers.Name</w:t>
+      </w:r>
+      <w:proofErr w:type="spellEnd"/>
+      <w:r>
+        <w:rPr>
+          <w:rFonts w:ascii="Roboto Mono" w:hAnsi="Roboto Mono"/>
+        </w:rPr>
+        <w:t>,</w:t>
+      </w:r>
+    </w:p>
+    <w:p>
+      <w:pPr>
+        <w:rPr>
+          <w:rFonts w:ascii="Roboto Mono" w:hAnsi="Roboto Mono"/>
+        </w:rPr>
+      </w:pPr>
+      <w:r>
+        <w:rPr>
+          <w:rFonts w:ascii="Roboto Mono" w:hAnsi="Roboto Mono"/>
+        </w:rPr>
+        <w:t xml:space="preserve">       </w:t>
+      </w:r>
+      <w:proofErr w:type="spellStart"/>
+      <w:r>
+        <w:rPr>
+          <w:rFonts w:ascii="Roboto Mono" w:hAnsi="Roboto Mono"/>
+        </w:rPr>
+        <w:t>Orders.OrderID</w:t>
+      </w:r>
+      <w:proofErr w:type="spellEnd"/>
     </w:p>
     <w:p>
       <w:pPr>
@@ -5631,7 +6068,35 @@
         <w:rPr>
           <w:rFonts w:ascii="Roboto Mono" w:hAnsi="Roboto Mono"/>
         </w:rPr>
-        <w:t>ON Customers.CustomerID = Orders.CustomerID;</w:t>
+        <w:t xml:space="preserve">ON </w:t>
+      </w:r>
+      <w:proofErr w:type="spellStart"/>
+      <w:r>
+        <w:rPr>
+          <w:rFonts w:ascii="Roboto Mono" w:hAnsi="Roboto Mono"/>
+        </w:rPr>
+        <w:t>Customers.CustomerID</w:t>
+      </w:r>
+      <w:proofErr w:type="spellEnd"/>
+      <w:r>
+        <w:rPr>
+          <w:rFonts w:ascii="Roboto Mono" w:hAnsi="Roboto Mono"/>
+        </w:rPr>
+        <w:t xml:space="preserve"> = </w:t>
+      </w:r>
+      <w:proofErr w:type="spellStart"/>
+      <w:r>
+        <w:rPr>
+          <w:rFonts w:ascii="Roboto Mono" w:hAnsi="Roboto Mono"/>
+        </w:rPr>
+        <w:t>Orders.CustomerID</w:t>
+      </w:r>
+      <w:proofErr w:type="spellEnd"/>
+      <w:r>
+        <w:rPr>
+          <w:rFonts w:ascii="Roboto Mono" w:hAnsi="Roboto Mono"/>
+        </w:rPr>
+        <w:t>;</w:t>
       </w:r>
     </w:p>
     <w:p>
@@ -5921,6 +6386,7 @@
     <w:p>
       <w:r>
         <w:rPr>
+          <w:rFonts w:ascii="Arial" w:hAnsi="Arial" w:cs="Arial"/>
           <w:b/>
           <w:color w:val="000000"/>
           <w:sz w:val="18"/>
@@ -5930,14 +6396,36 @@
       </w:r>
       <w:r>
         <w:rPr>
-          <w:color w:val="000000"/>
-          <w:sz w:val="18"/>
-          <w:highlight w:val="lightGray"/>
-        </w:rPr>
-        <w:t xml:space="preserve">: Persons Table -&gt; ID Column: 1, Name_En Column: Motasem Essam] -&gt; </w:t>
-      </w:r>
-      <w:r>
-        <w:rPr>
+          <w:rFonts w:ascii="Arial" w:hAnsi="Arial" w:cs="Arial"/>
+          <w:color w:val="000000"/>
+          <w:sz w:val="18"/>
+          <w:highlight w:val="lightGray"/>
+        </w:rPr>
+        <w:t xml:space="preserve">: Persons Table -&gt; ID Column: 1, </w:t>
+      </w:r>
+      <w:proofErr w:type="spellStart"/>
+      <w:r>
+        <w:rPr>
+          <w:rFonts w:ascii="Arial" w:hAnsi="Arial" w:cs="Arial"/>
+          <w:color w:val="000000"/>
+          <w:sz w:val="18"/>
+          <w:highlight w:val="lightGray"/>
+        </w:rPr>
+        <w:t>Name_En</w:t>
+      </w:r>
+      <w:proofErr w:type="spellEnd"/>
+      <w:r>
+        <w:rPr>
+          <w:rFonts w:ascii="Arial" w:hAnsi="Arial" w:cs="Arial"/>
+          <w:color w:val="000000"/>
+          <w:sz w:val="18"/>
+          <w:highlight w:val="lightGray"/>
+        </w:rPr>
+        <w:t xml:space="preserve"> Column: Motasem Essam] -&gt; </w:t>
+      </w:r>
+      <w:r>
+        <w:rPr>
+          <w:rFonts w:ascii="Arial" w:hAnsi="Arial" w:cs="Arial"/>
           <w:b/>
           <w:color w:val="000000"/>
           <w:sz w:val="18"/>
@@ -5947,6 +6435,7 @@
       </w:r>
       <w:r>
         <w:rPr>
+          <w:rFonts w:ascii="Arial" w:hAnsi="Arial" w:cs="Arial"/>
           <w:color w:val="000000"/>
           <w:sz w:val="18"/>
           <w:highlight w:val="lightGray"/>
@@ -5955,6 +6444,7 @@
       </w:r>
       <w:r>
         <w:rPr>
+          <w:rFonts w:ascii="Arial" w:hAnsi="Arial" w:cs="Arial"/>
           <w:b/>
           <w:color w:val="000000"/>
           <w:sz w:val="18"/>
@@ -5964,6 +6454,7 @@
       </w:r>
       <w:r>
         <w:rPr>
+          <w:rFonts w:ascii="Arial" w:hAnsi="Arial" w:cs="Arial"/>
           <w:color w:val="000000"/>
           <w:sz w:val="18"/>
           <w:highlight w:val="lightGray"/>
@@ -6024,6 +6515,7 @@
           <w:b/>
           <w:bCs/>
         </w:rPr>
+        <w:lastRenderedPageBreak/>
         <w:t>Note:</w:t>
       </w:r>
       <w:r>
@@ -6191,7 +6683,21 @@
         <w:rPr>
           <w:rFonts w:ascii="Roboto Mono" w:hAnsi="Roboto Mono"/>
         </w:rPr>
-        <w:t>FROM table_name;</w:t>
+        <w:t xml:space="preserve">FROM </w:t>
+      </w:r>
+      <w:proofErr w:type="spellStart"/>
+      <w:r>
+        <w:rPr>
+          <w:rFonts w:ascii="Roboto Mono" w:hAnsi="Roboto Mono"/>
+        </w:rPr>
+        <w:t>table_name</w:t>
+      </w:r>
+      <w:proofErr w:type="spellEnd"/>
+      <w:r>
+        <w:rPr>
+          <w:rFonts w:ascii="Roboto Mono" w:hAnsi="Roboto Mono"/>
+        </w:rPr>
+        <w:t>;</w:t>
       </w:r>
     </w:p>
     <w:p>
@@ -6430,6 +6936,7 @@
                 <w:bCs/>
               </w:rPr>
             </w:pPr>
+            <w:proofErr w:type="spellStart"/>
             <w:r>
               <w:rPr>
                 <w:rFonts w:ascii="Roboto Mono" w:hAnsi="Roboto Mono"/>
@@ -6438,6 +6945,7 @@
               </w:rPr>
               <w:t>EmployeeID</w:t>
             </w:r>
+            <w:proofErr w:type="spellEnd"/>
           </w:p>
         </w:tc>
         <w:tc>
@@ -6618,6 +7126,7 @@
               <w:rPr>
                 <w:rFonts w:ascii="Roboto Mono" w:hAnsi="Roboto Mono"/>
               </w:rPr>
+              <w:lastRenderedPageBreak/>
               <w:t>2</w:t>
             </w:r>
           </w:p>
@@ -7045,6 +7554,7 @@
                 <w:bCs/>
               </w:rPr>
             </w:pPr>
+            <w:proofErr w:type="spellStart"/>
             <w:r>
               <w:rPr>
                 <w:rFonts w:ascii="Roboto Mono" w:hAnsi="Roboto Mono"/>
@@ -7053,6 +7563,7 @@
               </w:rPr>
               <w:t>EmployeeID</w:t>
             </w:r>
+            <w:proofErr w:type="spellEnd"/>
           </w:p>
         </w:tc>
         <w:tc>
@@ -7384,6 +7895,7 @@
         <w:rPr>
           <w:noProof/>
         </w:rPr>
+        <w:lastRenderedPageBreak/>
         <w:drawing>
           <wp:inline distT="0" distB="0" distL="0" distR="0" wp14:anchorId="549D7640" wp14:editId="37CE60B3">
             <wp:extent cx="5943600" cy="761365"/>
@@ -8018,6 +8530,7 @@
         <w:rPr>
           <w:rFonts w:ascii="Segoe UI Emoji" w:hAnsi="Segoe UI Emoji" w:cs="Segoe UI Emoji"/>
         </w:rPr>
+        <w:lastRenderedPageBreak/>
         <w:t>📚</w:t>
       </w:r>
       <w:r>
@@ -8027,6 +8540,7 @@
     <w:p>
       <w:r>
         <w:rPr>
+          <w:rFonts w:ascii="Arial" w:hAnsi="Arial" w:cs="Arial"/>
           <w:b/>
           <w:color w:val="000000"/>
           <w:sz w:val="18"/>
@@ -8036,14 +8550,36 @@
       </w:r>
       <w:r>
         <w:rPr>
-          <w:color w:val="000000"/>
-          <w:sz w:val="18"/>
-          <w:highlight w:val="lightGray"/>
-        </w:rPr>
-        <w:t xml:space="preserve">: Persons Table -&gt; ID Column: 1, Name_En Column: Motasem Essam] -&gt; </w:t>
-      </w:r>
-      <w:r>
-        <w:rPr>
+          <w:rFonts w:ascii="Arial" w:hAnsi="Arial" w:cs="Arial"/>
+          <w:color w:val="000000"/>
+          <w:sz w:val="18"/>
+          <w:highlight w:val="lightGray"/>
+        </w:rPr>
+        <w:t xml:space="preserve">: Persons Table -&gt; ID Column: 1, </w:t>
+      </w:r>
+      <w:proofErr w:type="spellStart"/>
+      <w:r>
+        <w:rPr>
+          <w:rFonts w:ascii="Arial" w:hAnsi="Arial" w:cs="Arial"/>
+          <w:color w:val="000000"/>
+          <w:sz w:val="18"/>
+          <w:highlight w:val="lightGray"/>
+        </w:rPr>
+        <w:t>Name_En</w:t>
+      </w:r>
+      <w:proofErr w:type="spellEnd"/>
+      <w:r>
+        <w:rPr>
+          <w:rFonts w:ascii="Arial" w:hAnsi="Arial" w:cs="Arial"/>
+          <w:color w:val="000000"/>
+          <w:sz w:val="18"/>
+          <w:highlight w:val="lightGray"/>
+        </w:rPr>
+        <w:t xml:space="preserve"> Column: Motasem Essam] -&gt; </w:t>
+      </w:r>
+      <w:r>
+        <w:rPr>
+          <w:rFonts w:ascii="Arial" w:hAnsi="Arial" w:cs="Arial"/>
           <w:b/>
           <w:color w:val="000000"/>
           <w:sz w:val="18"/>
@@ -8053,6 +8589,7 @@
       </w:r>
       <w:r>
         <w:rPr>
+          <w:rFonts w:ascii="Arial" w:hAnsi="Arial" w:cs="Arial"/>
           <w:color w:val="000000"/>
           <w:sz w:val="18"/>
           <w:highlight w:val="lightGray"/>
@@ -8061,6 +8598,7 @@
       </w:r>
       <w:r>
         <w:rPr>
+          <w:rFonts w:ascii="Arial" w:hAnsi="Arial" w:cs="Arial"/>
           <w:b/>
           <w:color w:val="000000"/>
           <w:sz w:val="18"/>
@@ -8070,6 +8608,7 @@
       </w:r>
       <w:r>
         <w:rPr>
+          <w:rFonts w:ascii="Arial" w:hAnsi="Arial" w:cs="Arial"/>
           <w:color w:val="000000"/>
           <w:sz w:val="18"/>
           <w:highlight w:val="lightGray"/>
@@ -8077,7 +8616,6 @@
         <w:t xml:space="preserve"> [6/11/2026]</w:t>
       </w:r>
     </w:p>
-    <w:p/>
     <w:p>
       <w:pPr>
         <w:rPr>
@@ -8311,21 +8849,37 @@
         <w:rPr>
           <w:rFonts w:ascii="Roboto Mono" w:hAnsi="Roboto Mono"/>
         </w:rPr>
-        <w:t>FROM table_name</w:t>
-      </w:r>
-    </w:p>
-    <w:p>
-      <w:pPr>
-        <w:rPr>
-          <w:rFonts w:ascii="Roboto Mono" w:hAnsi="Roboto Mono"/>
-        </w:rPr>
-      </w:pPr>
-      <w:r>
-        <w:rPr>
-          <w:rFonts w:ascii="Roboto Mono" w:hAnsi="Roboto Mono"/>
-        </w:rPr>
-        <w:t>ORDER BY column_name</w:t>
-      </w:r>
+        <w:t xml:space="preserve">FROM </w:t>
+      </w:r>
+      <w:proofErr w:type="spellStart"/>
+      <w:r>
+        <w:rPr>
+          <w:rFonts w:ascii="Roboto Mono" w:hAnsi="Roboto Mono"/>
+        </w:rPr>
+        <w:t>table_name</w:t>
+      </w:r>
+      <w:proofErr w:type="spellEnd"/>
+    </w:p>
+    <w:p>
+      <w:pPr>
+        <w:rPr>
+          <w:rFonts w:ascii="Roboto Mono" w:hAnsi="Roboto Mono"/>
+        </w:rPr>
+      </w:pPr>
+      <w:r>
+        <w:rPr>
+          <w:rFonts w:ascii="Roboto Mono" w:hAnsi="Roboto Mono"/>
+        </w:rPr>
+        <w:t xml:space="preserve">ORDER BY </w:t>
+      </w:r>
+      <w:proofErr w:type="spellStart"/>
+      <w:r>
+        <w:rPr>
+          <w:rFonts w:ascii="Roboto Mono" w:hAnsi="Roboto Mono"/>
+        </w:rPr>
+        <w:t>column_name</w:t>
+      </w:r>
+      <w:proofErr w:type="spellEnd"/>
     </w:p>
     <w:p>
       <w:pPr>
@@ -8436,6 +8990,7 @@
         <w:rPr>
           <w:noProof/>
         </w:rPr>
+        <w:lastRenderedPageBreak/>
         <w:drawing>
           <wp:inline distT="0" distB="0" distL="0" distR="0" wp14:anchorId="17F17C50" wp14:editId="263AD5CA">
             <wp:extent cx="5943600" cy="1884045"/>
@@ -8522,6 +9077,7 @@
                 <w:bCs/>
               </w:rPr>
             </w:pPr>
+            <w:proofErr w:type="spellStart"/>
             <w:r>
               <w:rPr>
                 <w:rFonts w:ascii="Roboto Mono" w:hAnsi="Roboto Mono"/>
@@ -8530,6 +9086,7 @@
               </w:rPr>
               <w:t>EmployeeID</w:t>
             </w:r>
+            <w:proofErr w:type="spellEnd"/>
           </w:p>
         </w:tc>
         <w:tc>
@@ -9037,8 +9594,16 @@
         <w:rPr>
           <w:rFonts w:ascii="Roboto Mono" w:hAnsi="Roboto Mono"/>
         </w:rPr>
-        <w:t>ORDER BY EmployeeID</w:t>
-      </w:r>
+        <w:t xml:space="preserve">ORDER BY </w:t>
+      </w:r>
+      <w:proofErr w:type="spellStart"/>
+      <w:r>
+        <w:rPr>
+          <w:rFonts w:ascii="Roboto Mono" w:hAnsi="Roboto Mono"/>
+        </w:rPr>
+        <w:t>EmployeeID</w:t>
+      </w:r>
+      <w:proofErr w:type="spellEnd"/>
     </w:p>
     <w:p>
       <w:pPr>
@@ -9082,6 +9647,7 @@
         <w:rPr>
           <w:noProof/>
         </w:rPr>
+        <w:lastRenderedPageBreak/>
         <w:drawing>
           <wp:inline distT="0" distB="0" distL="0" distR="0" wp14:anchorId="2DD24EA1" wp14:editId="781F44B6">
             <wp:extent cx="5943600" cy="1216025"/>
@@ -9168,6 +9734,7 @@
                 <w:bCs/>
               </w:rPr>
             </w:pPr>
+            <w:proofErr w:type="spellStart"/>
             <w:r>
               <w:rPr>
                 <w:rFonts w:ascii="Roboto Mono" w:hAnsi="Roboto Mono"/>
@@ -9176,6 +9743,7 @@
               </w:rPr>
               <w:t>EmployeeID</w:t>
             </w:r>
+            <w:proofErr w:type="spellEnd"/>
           </w:p>
         </w:tc>
         <w:tc>
@@ -9580,8 +10148,16 @@
         <w:rPr>
           <w:rFonts w:ascii="Roboto Mono" w:hAnsi="Roboto Mono"/>
         </w:rPr>
-        <w:t>ORDER BY EmployeeID</w:t>
-      </w:r>
+        <w:t xml:space="preserve">ORDER BY </w:t>
+      </w:r>
+      <w:proofErr w:type="spellStart"/>
+      <w:r>
+        <w:rPr>
+          <w:rFonts w:ascii="Roboto Mono" w:hAnsi="Roboto Mono"/>
+        </w:rPr>
+        <w:t>EmployeeID</w:t>
+      </w:r>
+      <w:proofErr w:type="spellEnd"/>
     </w:p>
     <w:p>
       <w:pPr>
@@ -9711,14 +10287,17 @@
                 <w:bCs/>
               </w:rPr>
             </w:pPr>
+            <w:proofErr w:type="spellStart"/>
             <w:r>
               <w:rPr>
                 <w:rFonts w:ascii="Roboto Mono" w:hAnsi="Roboto Mono"/>
                 <w:b/>
                 <w:bCs/>
               </w:rPr>
+              <w:lastRenderedPageBreak/>
               <w:t>EmployeeID</w:t>
             </w:r>
+            <w:proofErr w:type="spellEnd"/>
           </w:p>
         </w:tc>
         <w:tc>
@@ -10070,8 +10649,16 @@
         <w:rPr>
           <w:rFonts w:ascii="Roboto Mono" w:hAnsi="Roboto Mono"/>
         </w:rPr>
-        <w:t>ORDER BY EmployeeID</w:t>
-      </w:r>
+        <w:t xml:space="preserve">ORDER BY </w:t>
+      </w:r>
+      <w:proofErr w:type="spellStart"/>
+      <w:r>
+        <w:rPr>
+          <w:rFonts w:ascii="Roboto Mono" w:hAnsi="Roboto Mono"/>
+        </w:rPr>
+        <w:t>EmployeeID</w:t>
+      </w:r>
+      <w:proofErr w:type="spellEnd"/>
     </w:p>
     <w:p>
       <w:pPr>
@@ -10214,6 +10801,7 @@
                 <w:bCs/>
               </w:rPr>
             </w:pPr>
+            <w:proofErr w:type="spellStart"/>
             <w:r>
               <w:rPr>
                 <w:rFonts w:ascii="Roboto Mono" w:hAnsi="Roboto Mono"/>
@@ -10222,6 +10810,7 @@
               </w:rPr>
               <w:t>EmployeeID</w:t>
             </w:r>
+            <w:proofErr w:type="spellEnd"/>
           </w:p>
         </w:tc>
         <w:tc>
@@ -10464,6 +11053,7 @@
         <w:rPr>
           <w:rFonts w:ascii="Roboto Mono" w:hAnsi="Roboto Mono"/>
         </w:rPr>
+        <w:lastRenderedPageBreak/>
         <w:t xml:space="preserve">Return the </w:t>
       </w:r>
       <w:r>
@@ -10636,8 +11226,16 @@
         <w:rPr>
           <w:rFonts w:ascii="Roboto Mono" w:hAnsi="Roboto Mono"/>
         </w:rPr>
-        <w:t>ORDER BY EmployeeID</w:t>
-      </w:r>
+        <w:t xml:space="preserve">ORDER BY </w:t>
+      </w:r>
+      <w:proofErr w:type="spellStart"/>
+      <w:r>
+        <w:rPr>
+          <w:rFonts w:ascii="Roboto Mono" w:hAnsi="Roboto Mono"/>
+        </w:rPr>
+        <w:t>EmployeeID</w:t>
+      </w:r>
+      <w:proofErr w:type="spellEnd"/>
     </w:p>
     <w:p>
       <w:pPr>
@@ -10780,6 +11378,7 @@
                 <w:bCs/>
               </w:rPr>
             </w:pPr>
+            <w:proofErr w:type="spellStart"/>
             <w:r>
               <w:rPr>
                 <w:rFonts w:ascii="Roboto Mono" w:hAnsi="Roboto Mono"/>
@@ -10788,6 +11387,7 @@
               </w:rPr>
               <w:t>EmployeeID</w:t>
             </w:r>
+            <w:proofErr w:type="spellEnd"/>
           </w:p>
         </w:tc>
         <w:tc>
@@ -10970,6 +11570,7 @@
         <w:rPr>
           <w:noProof/>
         </w:rPr>
+        <w:lastRenderedPageBreak/>
         <w:drawing>
           <wp:inline distT="0" distB="0" distL="0" distR="0" wp14:anchorId="57706059" wp14:editId="0D2D1532">
             <wp:extent cx="5943600" cy="1599565"/>
@@ -11509,6 +12110,7 @@
       </w:pPr>
       <w:r>
         <w:rPr>
+          <w:rFonts w:ascii="Arial" w:hAnsi="Arial" w:cs="Arial"/>
           <w:b/>
           <w:color w:val="000000"/>
           <w:sz w:val="18"/>
@@ -11518,14 +12120,36 @@
       </w:r>
       <w:r>
         <w:rPr>
-          <w:color w:val="000000"/>
-          <w:sz w:val="18"/>
-          <w:highlight w:val="lightGray"/>
-        </w:rPr>
-        <w:t xml:space="preserve">: Persons Table -&gt; ID Column: 1, Name_En Column: Motasem Essam] -&gt; </w:t>
-      </w:r>
-      <w:r>
-        <w:rPr>
+          <w:rFonts w:ascii="Arial" w:hAnsi="Arial" w:cs="Arial"/>
+          <w:color w:val="000000"/>
+          <w:sz w:val="18"/>
+          <w:highlight w:val="lightGray"/>
+        </w:rPr>
+        <w:t xml:space="preserve">: Persons Table -&gt; ID Column: 1, </w:t>
+      </w:r>
+      <w:proofErr w:type="spellStart"/>
+      <w:r>
+        <w:rPr>
+          <w:rFonts w:ascii="Arial" w:hAnsi="Arial" w:cs="Arial"/>
+          <w:color w:val="000000"/>
+          <w:sz w:val="18"/>
+          <w:highlight w:val="lightGray"/>
+        </w:rPr>
+        <w:t>Name_En</w:t>
+      </w:r>
+      <w:proofErr w:type="spellEnd"/>
+      <w:r>
+        <w:rPr>
+          <w:rFonts w:ascii="Arial" w:hAnsi="Arial" w:cs="Arial"/>
+          <w:color w:val="000000"/>
+          <w:sz w:val="18"/>
+          <w:highlight w:val="lightGray"/>
+        </w:rPr>
+        <w:t xml:space="preserve"> Column: Motasem Essam] -&gt; </w:t>
+      </w:r>
+      <w:r>
+        <w:rPr>
+          <w:rFonts w:ascii="Arial" w:hAnsi="Arial" w:cs="Arial"/>
           <w:b/>
           <w:color w:val="000000"/>
           <w:sz w:val="18"/>
@@ -11535,6 +12159,7 @@
       </w:r>
       <w:r>
         <w:rPr>
+          <w:rFonts w:ascii="Arial" w:hAnsi="Arial" w:cs="Arial"/>
           <w:color w:val="000000"/>
           <w:sz w:val="18"/>
           <w:highlight w:val="lightGray"/>
@@ -11543,6 +12168,7 @@
       </w:r>
       <w:r>
         <w:rPr>
+          <w:rFonts w:ascii="Arial" w:hAnsi="Arial" w:cs="Arial"/>
           <w:b/>
           <w:color w:val="000000"/>
           <w:sz w:val="18"/>
@@ -11552,6 +12178,7 @@
       </w:r>
       <w:r>
         <w:rPr>
+          <w:rFonts w:ascii="Arial" w:hAnsi="Arial" w:cs="Arial"/>
           <w:color w:val="000000"/>
           <w:sz w:val="18"/>
           <w:highlight w:val="lightGray"/>
@@ -11564,6 +12191,7 @@
         <w:rPr>
           <w:noProof/>
         </w:rPr>
+        <w:lastRenderedPageBreak/>
         <w:drawing>
           <wp:inline distT="0" distB="0" distL="0" distR="0" wp14:anchorId="1592D0FF" wp14:editId="3C687218">
             <wp:extent cx="5943600" cy="3293110"/>
@@ -12128,6 +12756,7 @@
       </w:pPr>
       <w:r>
         <w:rPr>
+          <w:rFonts w:ascii="Arial" w:hAnsi="Arial" w:cs="Arial"/>
           <w:b/>
           <w:color w:val="000000"/>
           <w:sz w:val="18"/>
@@ -12137,14 +12766,36 @@
       </w:r>
       <w:r>
         <w:rPr>
-          <w:color w:val="000000"/>
-          <w:sz w:val="18"/>
-          <w:highlight w:val="lightGray"/>
-        </w:rPr>
-        <w:t xml:space="preserve">: Persons Table -&gt; ID Column: 1, Name_En Column: Motasem Essam] -&gt; </w:t>
-      </w:r>
-      <w:r>
-        <w:rPr>
+          <w:rFonts w:ascii="Arial" w:hAnsi="Arial" w:cs="Arial"/>
+          <w:color w:val="000000"/>
+          <w:sz w:val="18"/>
+          <w:highlight w:val="lightGray"/>
+        </w:rPr>
+        <w:t xml:space="preserve">: Persons Table -&gt; ID Column: 1, </w:t>
+      </w:r>
+      <w:proofErr w:type="spellStart"/>
+      <w:r>
+        <w:rPr>
+          <w:rFonts w:ascii="Arial" w:hAnsi="Arial" w:cs="Arial"/>
+          <w:color w:val="000000"/>
+          <w:sz w:val="18"/>
+          <w:highlight w:val="lightGray"/>
+        </w:rPr>
+        <w:t>Name_En</w:t>
+      </w:r>
+      <w:proofErr w:type="spellEnd"/>
+      <w:r>
+        <w:rPr>
+          <w:rFonts w:ascii="Arial" w:hAnsi="Arial" w:cs="Arial"/>
+          <w:color w:val="000000"/>
+          <w:sz w:val="18"/>
+          <w:highlight w:val="lightGray"/>
+        </w:rPr>
+        <w:t xml:space="preserve"> Column: Motasem Essam] -&gt; </w:t>
+      </w:r>
+      <w:r>
+        <w:rPr>
+          <w:rFonts w:ascii="Arial" w:hAnsi="Arial" w:cs="Arial"/>
           <w:b/>
           <w:color w:val="000000"/>
           <w:sz w:val="18"/>
@@ -12154,6 +12805,7 @@
       </w:r>
       <w:r>
         <w:rPr>
+          <w:rFonts w:ascii="Arial" w:hAnsi="Arial" w:cs="Arial"/>
           <w:color w:val="000000"/>
           <w:sz w:val="18"/>
           <w:highlight w:val="lightGray"/>
@@ -12162,6 +12814,7 @@
       </w:r>
       <w:r>
         <w:rPr>
+          <w:rFonts w:ascii="Arial" w:hAnsi="Arial" w:cs="Arial"/>
           <w:b/>
           <w:color w:val="000000"/>
           <w:sz w:val="18"/>
@@ -12171,6 +12824,7 @@
       </w:r>
       <w:r>
         <w:rPr>
+          <w:rFonts w:ascii="Arial" w:hAnsi="Arial" w:cs="Arial"/>
           <w:color w:val="000000"/>
           <w:sz w:val="18"/>
           <w:highlight w:val="lightGray"/>
@@ -12183,6 +12837,7 @@
         <w:rPr>
           <w:noProof/>
         </w:rPr>
+        <w:lastRenderedPageBreak/>
         <w:drawing>
           <wp:inline distT="0" distB="0" distL="0" distR="0" wp14:anchorId="0DEDEA0C" wp14:editId="7B389457">
             <wp:extent cx="5943600" cy="1569720"/>
@@ -12516,6 +13171,7 @@
     <w:p>
       <w:r>
         <w:rPr>
+          <w:rFonts w:ascii="Arial" w:hAnsi="Arial" w:cs="Arial"/>
           <w:b/>
           <w:color w:val="000000"/>
           <w:sz w:val="18"/>
@@ -12525,14 +13181,36 @@
       </w:r>
       <w:r>
         <w:rPr>
-          <w:color w:val="000000"/>
-          <w:sz w:val="18"/>
-          <w:highlight w:val="lightGray"/>
-        </w:rPr>
-        <w:t xml:space="preserve">: Persons Table -&gt; ID Column: 1, Name_En Column: Motasem Essam] -&gt; </w:t>
-      </w:r>
-      <w:r>
-        <w:rPr>
+          <w:rFonts w:ascii="Arial" w:hAnsi="Arial" w:cs="Arial"/>
+          <w:color w:val="000000"/>
+          <w:sz w:val="18"/>
+          <w:highlight w:val="lightGray"/>
+        </w:rPr>
+        <w:t xml:space="preserve">: Persons Table -&gt; ID Column: 1, </w:t>
+      </w:r>
+      <w:proofErr w:type="spellStart"/>
+      <w:r>
+        <w:rPr>
+          <w:rFonts w:ascii="Arial" w:hAnsi="Arial" w:cs="Arial"/>
+          <w:color w:val="000000"/>
+          <w:sz w:val="18"/>
+          <w:highlight w:val="lightGray"/>
+        </w:rPr>
+        <w:t>Name_En</w:t>
+      </w:r>
+      <w:proofErr w:type="spellEnd"/>
+      <w:r>
+        <w:rPr>
+          <w:rFonts w:ascii="Arial" w:hAnsi="Arial" w:cs="Arial"/>
+          <w:color w:val="000000"/>
+          <w:sz w:val="18"/>
+          <w:highlight w:val="lightGray"/>
+        </w:rPr>
+        <w:t xml:space="preserve"> Column: Motasem Essam] -&gt; </w:t>
+      </w:r>
+      <w:r>
+        <w:rPr>
+          <w:rFonts w:ascii="Arial" w:hAnsi="Arial" w:cs="Arial"/>
           <w:b/>
           <w:color w:val="000000"/>
           <w:sz w:val="18"/>
@@ -12542,6 +13220,7 @@
       </w:r>
       <w:r>
         <w:rPr>
+          <w:rFonts w:ascii="Arial" w:hAnsi="Arial" w:cs="Arial"/>
           <w:color w:val="000000"/>
           <w:sz w:val="18"/>
           <w:highlight w:val="lightGray"/>
@@ -12550,6 +13229,7 @@
       </w:r>
       <w:r>
         <w:rPr>
+          <w:rFonts w:ascii="Arial" w:hAnsi="Arial" w:cs="Arial"/>
           <w:b/>
           <w:color w:val="000000"/>
           <w:sz w:val="18"/>
@@ -12559,6 +13239,7 @@
       </w:r>
       <w:r>
         <w:rPr>
+          <w:rFonts w:ascii="Arial" w:hAnsi="Arial" w:cs="Arial"/>
           <w:color w:val="000000"/>
           <w:sz w:val="18"/>
           <w:highlight w:val="lightGray"/>
@@ -12668,7 +13349,21 @@
         <w:rPr>
           <w:rFonts w:ascii="Roboto Mono" w:hAnsi="Roboto Mono"/>
         </w:rPr>
-        <w:t xml:space="preserve">    EmployeeID INT PRIMARY KEY,</w:t>
+        <w:t xml:space="preserve">    </w:t>
+      </w:r>
+      <w:proofErr w:type="spellStart"/>
+      <w:r>
+        <w:rPr>
+          <w:rFonts w:ascii="Roboto Mono" w:hAnsi="Roboto Mono"/>
+        </w:rPr>
+        <w:t>EmployeeID</w:t>
+      </w:r>
+      <w:proofErr w:type="spellEnd"/>
+      <w:r>
+        <w:rPr>
+          <w:rFonts w:ascii="Roboto Mono" w:hAnsi="Roboto Mono"/>
+        </w:rPr>
+        <w:t xml:space="preserve"> INT PRIMARY KEY,</w:t>
       </w:r>
     </w:p>
     <w:p>
@@ -12720,6 +13415,7 @@
         <w:rPr>
           <w:rFonts w:ascii="Roboto Mono" w:hAnsi="Roboto Mono"/>
         </w:rPr>
+        <w:lastRenderedPageBreak/>
         <w:t>);</w:t>
       </w:r>
     </w:p>
@@ -13119,6 +13815,7 @@
         <w:rPr>
           <w:rFonts w:ascii="Roboto Mono" w:hAnsi="Roboto Mono"/>
         </w:rPr>
+        <w:lastRenderedPageBreak/>
         <w:t>FROM Employees</w:t>
       </w:r>
     </w:p>
@@ -13422,6 +14119,7 @@
     <w:p>
       <w:r>
         <w:rPr>
+          <w:rFonts w:ascii="Arial" w:hAnsi="Arial" w:cs="Arial"/>
           <w:b/>
           <w:color w:val="000000"/>
           <w:sz w:val="18"/>
@@ -13431,14 +14129,36 @@
       </w:r>
       <w:r>
         <w:rPr>
-          <w:color w:val="000000"/>
-          <w:sz w:val="18"/>
-          <w:highlight w:val="lightGray"/>
-        </w:rPr>
-        <w:t xml:space="preserve">: Persons Table -&gt; ID Column: 1, Name_En Column: Motasem Essam] -&gt; </w:t>
-      </w:r>
-      <w:r>
-        <w:rPr>
+          <w:rFonts w:ascii="Arial" w:hAnsi="Arial" w:cs="Arial"/>
+          <w:color w:val="000000"/>
+          <w:sz w:val="18"/>
+          <w:highlight w:val="lightGray"/>
+        </w:rPr>
+        <w:t xml:space="preserve">: Persons Table -&gt; ID Column: 1, </w:t>
+      </w:r>
+      <w:proofErr w:type="spellStart"/>
+      <w:r>
+        <w:rPr>
+          <w:rFonts w:ascii="Arial" w:hAnsi="Arial" w:cs="Arial"/>
+          <w:color w:val="000000"/>
+          <w:sz w:val="18"/>
+          <w:highlight w:val="lightGray"/>
+        </w:rPr>
+        <w:t>Name_En</w:t>
+      </w:r>
+      <w:proofErr w:type="spellEnd"/>
+      <w:r>
+        <w:rPr>
+          <w:rFonts w:ascii="Arial" w:hAnsi="Arial" w:cs="Arial"/>
+          <w:color w:val="000000"/>
+          <w:sz w:val="18"/>
+          <w:highlight w:val="lightGray"/>
+        </w:rPr>
+        <w:t xml:space="preserve"> Column: Motasem Essam] -&gt; </w:t>
+      </w:r>
+      <w:r>
+        <w:rPr>
+          <w:rFonts w:ascii="Arial" w:hAnsi="Arial" w:cs="Arial"/>
           <w:b/>
           <w:color w:val="000000"/>
           <w:sz w:val="18"/>
@@ -13448,6 +14168,7 @@
       </w:r>
       <w:r>
         <w:rPr>
+          <w:rFonts w:ascii="Arial" w:hAnsi="Arial" w:cs="Arial"/>
           <w:color w:val="000000"/>
           <w:sz w:val="18"/>
           <w:highlight w:val="lightGray"/>
@@ -13456,6 +14177,7 @@
       </w:r>
       <w:r>
         <w:rPr>
+          <w:rFonts w:ascii="Arial" w:hAnsi="Arial" w:cs="Arial"/>
           <w:b/>
           <w:color w:val="000000"/>
           <w:sz w:val="18"/>
@@ -13465,6 +14187,7 @@
       </w:r>
       <w:r>
         <w:rPr>
+          <w:rFonts w:ascii="Arial" w:hAnsi="Arial" w:cs="Arial"/>
           <w:color w:val="000000"/>
           <w:sz w:val="18"/>
           <w:highlight w:val="lightGray"/>
@@ -13634,6 +14357,7 @@
         <w:rPr>
           <w:noProof/>
         </w:rPr>
+        <w:lastRenderedPageBreak/>
         <w:drawing>
           <wp:inline distT="0" distB="0" distL="0" distR="0" wp14:anchorId="07EA048A" wp14:editId="37BCC4D3">
             <wp:extent cx="5943600" cy="781050"/>
@@ -13694,8 +14418,16 @@
         <w:rPr>
           <w:rFonts w:ascii="Roboto Mono" w:hAnsi="Roboto Mono"/>
         </w:rPr>
-        <w:t>SELECT FullName</w:t>
-      </w:r>
+        <w:t xml:space="preserve">SELECT </w:t>
+      </w:r>
+      <w:proofErr w:type="spellStart"/>
+      <w:r>
+        <w:rPr>
+          <w:rFonts w:ascii="Roboto Mono" w:hAnsi="Roboto Mono"/>
+        </w:rPr>
+        <w:t>FullName</w:t>
+      </w:r>
+      <w:proofErr w:type="spellEnd"/>
     </w:p>
     <w:p>
       <w:pPr>
@@ -13720,7 +14452,21 @@
         <w:rPr>
           <w:rFonts w:ascii="Roboto Mono" w:hAnsi="Roboto Mono"/>
         </w:rPr>
-        <w:t>Error if FullName does not exist.</w:t>
+        <w:t xml:space="preserve">Error if </w:t>
+      </w:r>
+      <w:proofErr w:type="spellStart"/>
+      <w:r>
+        <w:rPr>
+          <w:rFonts w:ascii="Roboto Mono" w:hAnsi="Roboto Mono"/>
+        </w:rPr>
+        <w:t>FullName</w:t>
+      </w:r>
+      <w:proofErr w:type="spellEnd"/>
+      <w:r>
+        <w:rPr>
+          <w:rFonts w:ascii="Roboto Mono" w:hAnsi="Roboto Mono"/>
+        </w:rPr>
+        <w:t xml:space="preserve"> does not exist.</w:t>
       </w:r>
     </w:p>
     <w:p>
@@ -13881,6 +14627,7 @@
       </w:pPr>
       <w:r>
         <w:rPr>
+          <w:rFonts w:ascii="Arial" w:hAnsi="Arial" w:cs="Arial"/>
           <w:b/>
           <w:color w:val="000000"/>
           <w:sz w:val="18"/>
@@ -13890,14 +14637,36 @@
       </w:r>
       <w:r>
         <w:rPr>
-          <w:color w:val="000000"/>
-          <w:sz w:val="18"/>
-          <w:highlight w:val="lightGray"/>
-        </w:rPr>
-        <w:t xml:space="preserve">: Persons Table -&gt; ID Column: 1, Name_En Column: Motasem Essam] -&gt; </w:t>
-      </w:r>
-      <w:r>
-        <w:rPr>
+          <w:rFonts w:ascii="Arial" w:hAnsi="Arial" w:cs="Arial"/>
+          <w:color w:val="000000"/>
+          <w:sz w:val="18"/>
+          <w:highlight w:val="lightGray"/>
+        </w:rPr>
+        <w:t xml:space="preserve">: Persons Table -&gt; ID Column: 1, </w:t>
+      </w:r>
+      <w:proofErr w:type="spellStart"/>
+      <w:r>
+        <w:rPr>
+          <w:rFonts w:ascii="Arial" w:hAnsi="Arial" w:cs="Arial"/>
+          <w:color w:val="000000"/>
+          <w:sz w:val="18"/>
+          <w:highlight w:val="lightGray"/>
+        </w:rPr>
+        <w:t>Name_En</w:t>
+      </w:r>
+      <w:proofErr w:type="spellEnd"/>
+      <w:r>
+        <w:rPr>
+          <w:rFonts w:ascii="Arial" w:hAnsi="Arial" w:cs="Arial"/>
+          <w:color w:val="000000"/>
+          <w:sz w:val="18"/>
+          <w:highlight w:val="lightGray"/>
+        </w:rPr>
+        <w:t xml:space="preserve"> Column: Motasem Essam] -&gt; </w:t>
+      </w:r>
+      <w:r>
+        <w:rPr>
+          <w:rFonts w:ascii="Arial" w:hAnsi="Arial" w:cs="Arial"/>
           <w:b/>
           <w:color w:val="000000"/>
           <w:sz w:val="18"/>
@@ -13907,6 +14676,7 @@
       </w:r>
       <w:r>
         <w:rPr>
+          <w:rFonts w:ascii="Arial" w:hAnsi="Arial" w:cs="Arial"/>
           <w:color w:val="000000"/>
           <w:sz w:val="18"/>
           <w:highlight w:val="lightGray"/>
@@ -13915,6 +14685,7 @@
       </w:r>
       <w:r>
         <w:rPr>
+          <w:rFonts w:ascii="Arial" w:hAnsi="Arial" w:cs="Arial"/>
           <w:b/>
           <w:color w:val="000000"/>
           <w:sz w:val="18"/>
@@ -13924,6 +14695,7 @@
       </w:r>
       <w:r>
         <w:rPr>
+          <w:rFonts w:ascii="Arial" w:hAnsi="Arial" w:cs="Arial"/>
           <w:color w:val="000000"/>
           <w:sz w:val="18"/>
           <w:highlight w:val="lightGray"/>
@@ -14255,6 +15027,7 @@
               <w:rPr>
                 <w:rFonts w:ascii="Roboto Mono" w:hAnsi="Roboto Mono"/>
               </w:rPr>
+              <w:lastRenderedPageBreak/>
               <w:t>UPDATE</w:t>
             </w:r>
           </w:p>
@@ -14445,6 +15218,7 @@
       </w:pPr>
       <w:r>
         <w:rPr>
+          <w:rFonts w:ascii="Arial" w:hAnsi="Arial" w:cs="Arial"/>
           <w:b/>
           <w:color w:val="000000"/>
           <w:sz w:val="18"/>
@@ -14454,14 +15228,36 @@
       </w:r>
       <w:r>
         <w:rPr>
-          <w:color w:val="000000"/>
-          <w:sz w:val="18"/>
-          <w:highlight w:val="lightGray"/>
-        </w:rPr>
-        <w:t xml:space="preserve">: Persons Table -&gt; ID Column: 1, Name_En Column: Motasem Essam] -&gt; </w:t>
-      </w:r>
-      <w:r>
-        <w:rPr>
+          <w:rFonts w:ascii="Arial" w:hAnsi="Arial" w:cs="Arial"/>
+          <w:color w:val="000000"/>
+          <w:sz w:val="18"/>
+          <w:highlight w:val="lightGray"/>
+        </w:rPr>
+        <w:t xml:space="preserve">: Persons Table -&gt; ID Column: 1, </w:t>
+      </w:r>
+      <w:proofErr w:type="spellStart"/>
+      <w:r>
+        <w:rPr>
+          <w:rFonts w:ascii="Arial" w:hAnsi="Arial" w:cs="Arial"/>
+          <w:color w:val="000000"/>
+          <w:sz w:val="18"/>
+          <w:highlight w:val="lightGray"/>
+        </w:rPr>
+        <w:t>Name_En</w:t>
+      </w:r>
+      <w:proofErr w:type="spellEnd"/>
+      <w:r>
+        <w:rPr>
+          <w:rFonts w:ascii="Arial" w:hAnsi="Arial" w:cs="Arial"/>
+          <w:color w:val="000000"/>
+          <w:sz w:val="18"/>
+          <w:highlight w:val="lightGray"/>
+        </w:rPr>
+        <w:t xml:space="preserve"> Column: Motasem Essam] -&gt; </w:t>
+      </w:r>
+      <w:r>
+        <w:rPr>
+          <w:rFonts w:ascii="Arial" w:hAnsi="Arial" w:cs="Arial"/>
           <w:b/>
           <w:color w:val="000000"/>
           <w:sz w:val="18"/>
@@ -14471,6 +15267,7 @@
       </w:r>
       <w:r>
         <w:rPr>
+          <w:rFonts w:ascii="Arial" w:hAnsi="Arial" w:cs="Arial"/>
           <w:color w:val="000000"/>
           <w:sz w:val="18"/>
           <w:highlight w:val="lightGray"/>
@@ -14479,6 +15276,7 @@
       </w:r>
       <w:r>
         <w:rPr>
+          <w:rFonts w:ascii="Arial" w:hAnsi="Arial" w:cs="Arial"/>
           <w:b/>
           <w:color w:val="000000"/>
           <w:sz w:val="18"/>
@@ -14488,6 +15286,7 @@
       </w:r>
       <w:r>
         <w:rPr>
+          <w:rFonts w:ascii="Arial" w:hAnsi="Arial" w:cs="Arial"/>
           <w:color w:val="000000"/>
           <w:sz w:val="18"/>
           <w:highlight w:val="lightGray"/>
@@ -14573,7 +15372,21 @@
         <w:rPr>
           <w:rFonts w:ascii="Roboto Mono" w:hAnsi="Roboto Mono"/>
         </w:rPr>
-        <w:t xml:space="preserve">    CustomerID INT PRIMARY KEY,</w:t>
+        <w:t xml:space="preserve">    </w:t>
+      </w:r>
+      <w:proofErr w:type="spellStart"/>
+      <w:r>
+        <w:rPr>
+          <w:rFonts w:ascii="Roboto Mono" w:hAnsi="Roboto Mono"/>
+        </w:rPr>
+        <w:t>CustomerID</w:t>
+      </w:r>
+      <w:proofErr w:type="spellEnd"/>
+      <w:r>
+        <w:rPr>
+          <w:rFonts w:ascii="Roboto Mono" w:hAnsi="Roboto Mono"/>
+        </w:rPr>
+        <w:t xml:space="preserve"> INT PRIMARY KEY,</w:t>
       </w:r>
     </w:p>
     <w:p>
@@ -14656,6 +15469,7 @@
       </w:pPr>
       <w:r>
         <w:rPr>
+          <w:rFonts w:ascii="Arial" w:hAnsi="Arial" w:cs="Arial"/>
           <w:b/>
           <w:color w:val="000000"/>
           <w:sz w:val="18"/>
@@ -14665,14 +15479,36 @@
       </w:r>
       <w:r>
         <w:rPr>
-          <w:color w:val="000000"/>
-          <w:sz w:val="18"/>
-          <w:highlight w:val="lightGray"/>
-        </w:rPr>
-        <w:t xml:space="preserve">: Persons Table -&gt; ID Column: 1, Name_En Column: Motasem Essam] -&gt; </w:t>
-      </w:r>
-      <w:r>
-        <w:rPr>
+          <w:rFonts w:ascii="Arial" w:hAnsi="Arial" w:cs="Arial"/>
+          <w:color w:val="000000"/>
+          <w:sz w:val="18"/>
+          <w:highlight w:val="lightGray"/>
+        </w:rPr>
+        <w:t xml:space="preserve">: Persons Table -&gt; ID Column: 1, </w:t>
+      </w:r>
+      <w:proofErr w:type="spellStart"/>
+      <w:r>
+        <w:rPr>
+          <w:rFonts w:ascii="Arial" w:hAnsi="Arial" w:cs="Arial"/>
+          <w:color w:val="000000"/>
+          <w:sz w:val="18"/>
+          <w:highlight w:val="lightGray"/>
+        </w:rPr>
+        <w:t>Name_En</w:t>
+      </w:r>
+      <w:proofErr w:type="spellEnd"/>
+      <w:r>
+        <w:rPr>
+          <w:rFonts w:ascii="Arial" w:hAnsi="Arial" w:cs="Arial"/>
+          <w:color w:val="000000"/>
+          <w:sz w:val="18"/>
+          <w:highlight w:val="lightGray"/>
+        </w:rPr>
+        <w:t xml:space="preserve"> Column: Motasem Essam] -&gt; </w:t>
+      </w:r>
+      <w:r>
+        <w:rPr>
+          <w:rFonts w:ascii="Arial" w:hAnsi="Arial" w:cs="Arial"/>
           <w:b/>
           <w:color w:val="000000"/>
           <w:sz w:val="18"/>
@@ -14682,6 +15518,7 @@
       </w:r>
       <w:r>
         <w:rPr>
+          <w:rFonts w:ascii="Arial" w:hAnsi="Arial" w:cs="Arial"/>
           <w:color w:val="000000"/>
           <w:sz w:val="18"/>
           <w:highlight w:val="lightGray"/>
@@ -14690,6 +15527,7 @@
       </w:r>
       <w:r>
         <w:rPr>
+          <w:rFonts w:ascii="Arial" w:hAnsi="Arial" w:cs="Arial"/>
           <w:b/>
           <w:color w:val="000000"/>
           <w:sz w:val="18"/>
@@ -14699,6 +15537,7 @@
       </w:r>
       <w:r>
         <w:rPr>
+          <w:rFonts w:ascii="Arial" w:hAnsi="Arial" w:cs="Arial"/>
           <w:color w:val="000000"/>
           <w:sz w:val="18"/>
           <w:highlight w:val="lightGray"/>
@@ -14771,6 +15610,7 @@
         <w:rPr>
           <w:rFonts w:ascii="Roboto Mono" w:hAnsi="Roboto Mono"/>
         </w:rPr>
+        <w:lastRenderedPageBreak/>
         <w:t>INSERT INTO Customers</w:t>
       </w:r>
     </w:p>
@@ -14880,6 +15720,7 @@
       </w:pPr>
       <w:r>
         <w:rPr>
+          <w:rFonts w:ascii="Arial" w:hAnsi="Arial" w:cs="Arial"/>
           <w:b/>
           <w:color w:val="000000"/>
           <w:sz w:val="18"/>
@@ -14889,14 +15730,36 @@
       </w:r>
       <w:r>
         <w:rPr>
-          <w:color w:val="000000"/>
-          <w:sz w:val="18"/>
-          <w:highlight w:val="lightGray"/>
-        </w:rPr>
-        <w:t xml:space="preserve">: Persons Table -&gt; ID Column: 1, Name_En Column: Motasem Essam] -&gt; </w:t>
-      </w:r>
-      <w:r>
-        <w:rPr>
+          <w:rFonts w:ascii="Arial" w:hAnsi="Arial" w:cs="Arial"/>
+          <w:color w:val="000000"/>
+          <w:sz w:val="18"/>
+          <w:highlight w:val="lightGray"/>
+        </w:rPr>
+        <w:t xml:space="preserve">: Persons Table -&gt; ID Column: 1, </w:t>
+      </w:r>
+      <w:proofErr w:type="spellStart"/>
+      <w:r>
+        <w:rPr>
+          <w:rFonts w:ascii="Arial" w:hAnsi="Arial" w:cs="Arial"/>
+          <w:color w:val="000000"/>
+          <w:sz w:val="18"/>
+          <w:highlight w:val="lightGray"/>
+        </w:rPr>
+        <w:t>Name_En</w:t>
+      </w:r>
+      <w:proofErr w:type="spellEnd"/>
+      <w:r>
+        <w:rPr>
+          <w:rFonts w:ascii="Arial" w:hAnsi="Arial" w:cs="Arial"/>
+          <w:color w:val="000000"/>
+          <w:sz w:val="18"/>
+          <w:highlight w:val="lightGray"/>
+        </w:rPr>
+        <w:t xml:space="preserve"> Column: Motasem Essam] -&gt; </w:t>
+      </w:r>
+      <w:r>
+        <w:rPr>
+          <w:rFonts w:ascii="Arial" w:hAnsi="Arial" w:cs="Arial"/>
           <w:b/>
           <w:color w:val="000000"/>
           <w:sz w:val="18"/>
@@ -14906,6 +15769,7 @@
       </w:r>
       <w:r>
         <w:rPr>
+          <w:rFonts w:ascii="Arial" w:hAnsi="Arial" w:cs="Arial"/>
           <w:color w:val="000000"/>
           <w:sz w:val="18"/>
           <w:highlight w:val="lightGray"/>
@@ -14914,6 +15778,7 @@
       </w:r>
       <w:r>
         <w:rPr>
+          <w:rFonts w:ascii="Arial" w:hAnsi="Arial" w:cs="Arial"/>
           <w:b/>
           <w:color w:val="000000"/>
           <w:sz w:val="18"/>
@@ -14923,6 +15788,7 @@
       </w:r>
       <w:r>
         <w:rPr>
+          <w:rFonts w:ascii="Arial" w:hAnsi="Arial" w:cs="Arial"/>
           <w:color w:val="000000"/>
           <w:sz w:val="18"/>
           <w:highlight w:val="lightGray"/>
@@ -15052,6 +15918,7 @@
       </w:pPr>
       <w:r>
         <w:rPr>
+          <w:rFonts w:ascii="Arial" w:hAnsi="Arial" w:cs="Arial"/>
           <w:b/>
           <w:color w:val="000000"/>
           <w:sz w:val="18"/>
@@ -15061,14 +15928,36 @@
       </w:r>
       <w:r>
         <w:rPr>
-          <w:color w:val="000000"/>
-          <w:sz w:val="18"/>
-          <w:highlight w:val="lightGray"/>
-        </w:rPr>
-        <w:t xml:space="preserve">: Persons Table -&gt; ID Column: 1, Name_En Column: Motasem Essam] -&gt; </w:t>
-      </w:r>
-      <w:r>
-        <w:rPr>
+          <w:rFonts w:ascii="Arial" w:hAnsi="Arial" w:cs="Arial"/>
+          <w:color w:val="000000"/>
+          <w:sz w:val="18"/>
+          <w:highlight w:val="lightGray"/>
+        </w:rPr>
+        <w:t xml:space="preserve">: Persons Table -&gt; ID Column: 1, </w:t>
+      </w:r>
+      <w:proofErr w:type="spellStart"/>
+      <w:r>
+        <w:rPr>
+          <w:rFonts w:ascii="Arial" w:hAnsi="Arial" w:cs="Arial"/>
+          <w:color w:val="000000"/>
+          <w:sz w:val="18"/>
+          <w:highlight w:val="lightGray"/>
+        </w:rPr>
+        <w:t>Name_En</w:t>
+      </w:r>
+      <w:proofErr w:type="spellEnd"/>
+      <w:r>
+        <w:rPr>
+          <w:rFonts w:ascii="Arial" w:hAnsi="Arial" w:cs="Arial"/>
+          <w:color w:val="000000"/>
+          <w:sz w:val="18"/>
+          <w:highlight w:val="lightGray"/>
+        </w:rPr>
+        <w:t xml:space="preserve"> Column: Motasem Essam] -&gt; </w:t>
+      </w:r>
+      <w:r>
+        <w:rPr>
+          <w:rFonts w:ascii="Arial" w:hAnsi="Arial" w:cs="Arial"/>
           <w:b/>
           <w:color w:val="000000"/>
           <w:sz w:val="18"/>
@@ -15078,6 +15967,7 @@
       </w:r>
       <w:r>
         <w:rPr>
+          <w:rFonts w:ascii="Arial" w:hAnsi="Arial" w:cs="Arial"/>
           <w:color w:val="000000"/>
           <w:sz w:val="18"/>
           <w:highlight w:val="lightGray"/>
@@ -15086,6 +15976,7 @@
       </w:r>
       <w:r>
         <w:rPr>
+          <w:rFonts w:ascii="Arial" w:hAnsi="Arial" w:cs="Arial"/>
           <w:b/>
           <w:color w:val="000000"/>
           <w:sz w:val="18"/>
@@ -15095,6 +15986,7 @@
       </w:r>
       <w:r>
         <w:rPr>
+          <w:rFonts w:ascii="Arial" w:hAnsi="Arial" w:cs="Arial"/>
           <w:color w:val="000000"/>
           <w:sz w:val="18"/>
           <w:highlight w:val="lightGray"/>
@@ -15203,6 +16095,7 @@
         <w:pStyle w:val="Heading3"/>
       </w:pPr>
       <w:r>
+        <w:lastRenderedPageBreak/>
         <w:t>5️</w:t>
       </w:r>
       <w:r>
@@ -15224,6 +16117,7 @@
       </w:pPr>
       <w:r>
         <w:rPr>
+          <w:rFonts w:ascii="Arial" w:hAnsi="Arial" w:cs="Arial"/>
           <w:b/>
           <w:color w:val="000000"/>
           <w:sz w:val="18"/>
@@ -15233,14 +16127,36 @@
       </w:r>
       <w:r>
         <w:rPr>
-          <w:color w:val="000000"/>
-          <w:sz w:val="18"/>
-          <w:highlight w:val="lightGray"/>
-        </w:rPr>
-        <w:t xml:space="preserve">: Persons Table -&gt; ID Column: 1, Name_En Column: Motasem Essam] -&gt; </w:t>
-      </w:r>
-      <w:r>
-        <w:rPr>
+          <w:rFonts w:ascii="Arial" w:hAnsi="Arial" w:cs="Arial"/>
+          <w:color w:val="000000"/>
+          <w:sz w:val="18"/>
+          <w:highlight w:val="lightGray"/>
+        </w:rPr>
+        <w:t xml:space="preserve">: Persons Table -&gt; ID Column: 1, </w:t>
+      </w:r>
+      <w:proofErr w:type="spellStart"/>
+      <w:r>
+        <w:rPr>
+          <w:rFonts w:ascii="Arial" w:hAnsi="Arial" w:cs="Arial"/>
+          <w:color w:val="000000"/>
+          <w:sz w:val="18"/>
+          <w:highlight w:val="lightGray"/>
+        </w:rPr>
+        <w:t>Name_En</w:t>
+      </w:r>
+      <w:proofErr w:type="spellEnd"/>
+      <w:r>
+        <w:rPr>
+          <w:rFonts w:ascii="Arial" w:hAnsi="Arial" w:cs="Arial"/>
+          <w:color w:val="000000"/>
+          <w:sz w:val="18"/>
+          <w:highlight w:val="lightGray"/>
+        </w:rPr>
+        <w:t xml:space="preserve"> Column: Motasem Essam] -&gt; </w:t>
+      </w:r>
+      <w:r>
+        <w:rPr>
+          <w:rFonts w:ascii="Arial" w:hAnsi="Arial" w:cs="Arial"/>
           <w:b/>
           <w:color w:val="000000"/>
           <w:sz w:val="18"/>
@@ -15250,6 +16166,7 @@
       </w:r>
       <w:r>
         <w:rPr>
+          <w:rFonts w:ascii="Arial" w:hAnsi="Arial" w:cs="Arial"/>
           <w:color w:val="000000"/>
           <w:sz w:val="18"/>
           <w:highlight w:val="lightGray"/>
@@ -15258,6 +16175,7 @@
       </w:r>
       <w:r>
         <w:rPr>
+          <w:rFonts w:ascii="Arial" w:hAnsi="Arial" w:cs="Arial"/>
           <w:b/>
           <w:color w:val="000000"/>
           <w:sz w:val="18"/>
@@ -15267,6 +16185,7 @@
       </w:r>
       <w:r>
         <w:rPr>
+          <w:rFonts w:ascii="Arial" w:hAnsi="Arial" w:cs="Arial"/>
           <w:color w:val="000000"/>
           <w:sz w:val="18"/>
           <w:highlight w:val="lightGray"/>
@@ -15409,6 +16328,7 @@
       </w:pPr>
       <w:r>
         <w:rPr>
+          <w:rFonts w:ascii="Arial" w:hAnsi="Arial" w:cs="Arial"/>
           <w:b/>
           <w:color w:val="000000"/>
           <w:sz w:val="18"/>
@@ -15418,14 +16338,36 @@
       </w:r>
       <w:r>
         <w:rPr>
-          <w:color w:val="000000"/>
-          <w:sz w:val="18"/>
-          <w:highlight w:val="lightGray"/>
-        </w:rPr>
-        <w:t xml:space="preserve">: Persons Table -&gt; ID Column: 1, Name_En Column: Motasem Essam] -&gt; </w:t>
-      </w:r>
-      <w:r>
-        <w:rPr>
+          <w:rFonts w:ascii="Arial" w:hAnsi="Arial" w:cs="Arial"/>
+          <w:color w:val="000000"/>
+          <w:sz w:val="18"/>
+          <w:highlight w:val="lightGray"/>
+        </w:rPr>
+        <w:t xml:space="preserve">: Persons Table -&gt; ID Column: 1, </w:t>
+      </w:r>
+      <w:proofErr w:type="spellStart"/>
+      <w:r>
+        <w:rPr>
+          <w:rFonts w:ascii="Arial" w:hAnsi="Arial" w:cs="Arial"/>
+          <w:color w:val="000000"/>
+          <w:sz w:val="18"/>
+          <w:highlight w:val="lightGray"/>
+        </w:rPr>
+        <w:t>Name_En</w:t>
+      </w:r>
+      <w:proofErr w:type="spellEnd"/>
+      <w:r>
+        <w:rPr>
+          <w:rFonts w:ascii="Arial" w:hAnsi="Arial" w:cs="Arial"/>
+          <w:color w:val="000000"/>
+          <w:sz w:val="18"/>
+          <w:highlight w:val="lightGray"/>
+        </w:rPr>
+        <w:t xml:space="preserve"> Column: Motasem Essam] -&gt; </w:t>
+      </w:r>
+      <w:r>
+        <w:rPr>
+          <w:rFonts w:ascii="Arial" w:hAnsi="Arial" w:cs="Arial"/>
           <w:b/>
           <w:color w:val="000000"/>
           <w:sz w:val="18"/>
@@ -15435,6 +16377,7 @@
       </w:r>
       <w:r>
         <w:rPr>
+          <w:rFonts w:ascii="Arial" w:hAnsi="Arial" w:cs="Arial"/>
           <w:color w:val="000000"/>
           <w:sz w:val="18"/>
           <w:highlight w:val="lightGray"/>
@@ -15443,6 +16386,7 @@
       </w:r>
       <w:r>
         <w:rPr>
+          <w:rFonts w:ascii="Arial" w:hAnsi="Arial" w:cs="Arial"/>
           <w:b/>
           <w:color w:val="000000"/>
           <w:sz w:val="18"/>
@@ -15452,6 +16396,7 @@
       </w:r>
       <w:r>
         <w:rPr>
+          <w:rFonts w:ascii="Arial" w:hAnsi="Arial" w:cs="Arial"/>
           <w:color w:val="000000"/>
           <w:sz w:val="18"/>
           <w:highlight w:val="lightGray"/>
@@ -15594,6 +16539,7 @@
       </w:pPr>
       <w:r>
         <w:rPr>
+          <w:rFonts w:ascii="Arial" w:hAnsi="Arial" w:cs="Arial"/>
           <w:b/>
           <w:color w:val="000000"/>
           <w:sz w:val="18"/>
@@ -15603,14 +16549,36 @@
       </w:r>
       <w:r>
         <w:rPr>
-          <w:color w:val="000000"/>
-          <w:sz w:val="18"/>
-          <w:highlight w:val="lightGray"/>
-        </w:rPr>
-        <w:t xml:space="preserve">: Persons Table -&gt; ID Column: 1, Name_En Column: Motasem Essam] -&gt; </w:t>
-      </w:r>
-      <w:r>
-        <w:rPr>
+          <w:rFonts w:ascii="Arial" w:hAnsi="Arial" w:cs="Arial"/>
+          <w:color w:val="000000"/>
+          <w:sz w:val="18"/>
+          <w:highlight w:val="lightGray"/>
+        </w:rPr>
+        <w:t xml:space="preserve">: Persons Table -&gt; ID Column: 1, </w:t>
+      </w:r>
+      <w:proofErr w:type="spellStart"/>
+      <w:r>
+        <w:rPr>
+          <w:rFonts w:ascii="Arial" w:hAnsi="Arial" w:cs="Arial"/>
+          <w:color w:val="000000"/>
+          <w:sz w:val="18"/>
+          <w:highlight w:val="lightGray"/>
+        </w:rPr>
+        <w:t>Name_En</w:t>
+      </w:r>
+      <w:proofErr w:type="spellEnd"/>
+      <w:r>
+        <w:rPr>
+          <w:rFonts w:ascii="Arial" w:hAnsi="Arial" w:cs="Arial"/>
+          <w:color w:val="000000"/>
+          <w:sz w:val="18"/>
+          <w:highlight w:val="lightGray"/>
+        </w:rPr>
+        <w:t xml:space="preserve"> Column: Motasem Essam] -&gt; </w:t>
+      </w:r>
+      <w:r>
+        <w:rPr>
+          <w:rFonts w:ascii="Arial" w:hAnsi="Arial" w:cs="Arial"/>
           <w:b/>
           <w:color w:val="000000"/>
           <w:sz w:val="18"/>
@@ -15620,6 +16588,7 @@
       </w:r>
       <w:r>
         <w:rPr>
+          <w:rFonts w:ascii="Arial" w:hAnsi="Arial" w:cs="Arial"/>
           <w:color w:val="000000"/>
           <w:sz w:val="18"/>
           <w:highlight w:val="lightGray"/>
@@ -15628,6 +16597,7 @@
       </w:r>
       <w:r>
         <w:rPr>
+          <w:rFonts w:ascii="Arial" w:hAnsi="Arial" w:cs="Arial"/>
           <w:b/>
           <w:color w:val="000000"/>
           <w:sz w:val="18"/>
@@ -15637,6 +16607,7 @@
       </w:r>
       <w:r>
         <w:rPr>
+          <w:rFonts w:ascii="Arial" w:hAnsi="Arial" w:cs="Arial"/>
           <w:color w:val="000000"/>
           <w:sz w:val="18"/>
           <w:highlight w:val="lightGray"/>
@@ -15722,6 +16693,7 @@
         <w:rPr>
           <w:rFonts w:ascii="Roboto Mono" w:hAnsi="Roboto Mono"/>
         </w:rPr>
+        <w:lastRenderedPageBreak/>
         <w:t>FROM Customers;</w:t>
       </w:r>
     </w:p>
@@ -15764,19 +16736,23 @@
     <w:p>
       <w:pPr>
         <w:rPr>
-          <w:sz w:val="18"/>
-        </w:rPr>
-      </w:pPr>
-      <w:r>
-        <w:rPr>
+          <w:rFonts w:ascii="Arial" w:hAnsi="Arial" w:cs="Arial"/>
+          <w:sz w:val="18"/>
+        </w:rPr>
+      </w:pPr>
+      <w:r>
+        <w:rPr>
+          <w:rFonts w:ascii="Arial" w:hAnsi="Arial" w:cs="Arial"/>
           <w:b/>
           <w:sz w:val="18"/>
           <w:highlight w:val="lightGray"/>
         </w:rPr>
         <w:t xml:space="preserve"># Source: </w:t>
       </w:r>
-      <w:r>
-        <w:rPr>
+      <w:proofErr w:type="spellStart"/>
+      <w:r>
+        <w:rPr>
+          <w:rFonts w:ascii="Arial" w:hAnsi="Arial" w:cs="Arial"/>
           <w:b/>
           <w:color w:val="000000"/>
           <w:sz w:val="18"/>
@@ -15784,8 +16760,10 @@
         </w:rPr>
         <w:t>ScreenShot</w:t>
       </w:r>
-      <w:r>
-        <w:rPr>
+      <w:proofErr w:type="spellEnd"/>
+      <w:r>
+        <w:rPr>
+          <w:rFonts w:ascii="Arial" w:hAnsi="Arial" w:cs="Arial"/>
           <w:sz w:val="18"/>
           <w:highlight w:val="lightGray"/>
         </w:rPr>
@@ -15793,6 +16771,7 @@
       </w:r>
       <w:r>
         <w:rPr>
+          <w:rFonts w:ascii="Arial" w:hAnsi="Arial" w:cs="Arial"/>
           <w:b/>
           <w:sz w:val="18"/>
           <w:highlight w:val="lightGray"/>
@@ -15801,6 +16780,7 @@
       </w:r>
       <w:r>
         <w:rPr>
+          <w:rFonts w:ascii="Arial" w:hAnsi="Arial" w:cs="Arial"/>
           <w:sz w:val="18"/>
           <w:highlight w:val="lightGray"/>
         </w:rPr>
@@ -15808,6 +16788,7 @@
       </w:r>
       <w:r>
         <w:rPr>
+          <w:rFonts w:ascii="Arial" w:hAnsi="Arial" w:cs="Arial"/>
           <w:b/>
           <w:sz w:val="18"/>
           <w:highlight w:val="lightGray"/>
@@ -15816,13 +16797,33 @@
       </w:r>
       <w:r>
         <w:rPr>
-          <w:sz w:val="18"/>
-          <w:highlight w:val="lightGray"/>
-        </w:rPr>
-        <w:t xml:space="preserve"> [Persons Table -&gt; ID Column: 1, Name_En Column: Motasem Essam] -&gt; </w:t>
-      </w:r>
-      <w:r>
-        <w:rPr>
+          <w:rFonts w:ascii="Arial" w:hAnsi="Arial" w:cs="Arial"/>
+          <w:sz w:val="18"/>
+          <w:highlight w:val="lightGray"/>
+        </w:rPr>
+        <w:t xml:space="preserve"> [Persons Table -&gt; ID Column: 1, </w:t>
+      </w:r>
+      <w:proofErr w:type="spellStart"/>
+      <w:r>
+        <w:rPr>
+          <w:rFonts w:ascii="Arial" w:hAnsi="Arial" w:cs="Arial"/>
+          <w:sz w:val="18"/>
+          <w:highlight w:val="lightGray"/>
+        </w:rPr>
+        <w:t>Name_En</w:t>
+      </w:r>
+      <w:proofErr w:type="spellEnd"/>
+      <w:r>
+        <w:rPr>
+          <w:rFonts w:ascii="Arial" w:hAnsi="Arial" w:cs="Arial"/>
+          <w:sz w:val="18"/>
+          <w:highlight w:val="lightGray"/>
+        </w:rPr>
+        <w:t xml:space="preserve"> Column: Motasem Essam] -&gt; </w:t>
+      </w:r>
+      <w:r>
+        <w:rPr>
+          <w:rFonts w:ascii="Arial" w:hAnsi="Arial" w:cs="Arial"/>
           <w:b/>
           <w:sz w:val="18"/>
           <w:highlight w:val="lightGray"/>
@@ -15831,13 +16832,33 @@
       </w:r>
       <w:r>
         <w:rPr>
-          <w:sz w:val="18"/>
-          <w:highlight w:val="lightGray"/>
-        </w:rPr>
-        <w:t xml:space="preserve"> [Automation Table -&gt; ID Column: 16, Name_En Column: Screen Capture] -&gt; </w:t>
-      </w:r>
-      <w:r>
-        <w:rPr>
+          <w:rFonts w:ascii="Arial" w:hAnsi="Arial" w:cs="Arial"/>
+          <w:sz w:val="18"/>
+          <w:highlight w:val="lightGray"/>
+        </w:rPr>
+        <w:t xml:space="preserve"> [Automation Table -&gt; ID Column: 16, </w:t>
+      </w:r>
+      <w:proofErr w:type="spellStart"/>
+      <w:r>
+        <w:rPr>
+          <w:rFonts w:ascii="Arial" w:hAnsi="Arial" w:cs="Arial"/>
+          <w:sz w:val="18"/>
+          <w:highlight w:val="lightGray"/>
+        </w:rPr>
+        <w:t>Name_En</w:t>
+      </w:r>
+      <w:proofErr w:type="spellEnd"/>
+      <w:r>
+        <w:rPr>
+          <w:rFonts w:ascii="Arial" w:hAnsi="Arial" w:cs="Arial"/>
+          <w:sz w:val="18"/>
+          <w:highlight w:val="lightGray"/>
+        </w:rPr>
+        <w:t xml:space="preserve"> Column: Screen Capture] -&gt; </w:t>
+      </w:r>
+      <w:r>
+        <w:rPr>
+          <w:rFonts w:ascii="Arial" w:hAnsi="Arial" w:cs="Arial"/>
           <w:b/>
           <w:color w:val="000000"/>
           <w:sz w:val="18"/>
@@ -15847,14 +16868,36 @@
       </w:r>
       <w:r>
         <w:rPr>
-          <w:color w:val="000000"/>
-          <w:sz w:val="18"/>
-          <w:highlight w:val="lightGray"/>
-        </w:rPr>
-        <w:t>[Operating System: Wampserver64 -&gt; phpmyadmin]</w:t>
-      </w:r>
-      <w:r>
-        <w:rPr>
+          <w:rFonts w:ascii="Arial" w:hAnsi="Arial" w:cs="Arial"/>
+          <w:color w:val="000000"/>
+          <w:sz w:val="18"/>
+          <w:highlight w:val="lightGray"/>
+        </w:rPr>
+        <w:t xml:space="preserve">[Operating System: Wampserver64 -&gt; </w:t>
+      </w:r>
+      <w:proofErr w:type="spellStart"/>
+      <w:r>
+        <w:rPr>
+          <w:rFonts w:ascii="Arial" w:hAnsi="Arial" w:cs="Arial"/>
+          <w:color w:val="000000"/>
+          <w:sz w:val="18"/>
+          <w:highlight w:val="lightGray"/>
+        </w:rPr>
+        <w:t>phpmyadmin</w:t>
+      </w:r>
+      <w:proofErr w:type="spellEnd"/>
+      <w:r>
+        <w:rPr>
+          <w:rFonts w:ascii="Arial" w:hAnsi="Arial" w:cs="Arial"/>
+          <w:color w:val="000000"/>
+          <w:sz w:val="18"/>
+          <w:highlight w:val="lightGray"/>
+        </w:rPr>
+        <w:t>]</w:t>
+      </w:r>
+      <w:r>
+        <w:rPr>
+          <w:rFonts w:ascii="Arial" w:hAnsi="Arial" w:cs="Arial"/>
           <w:sz w:val="18"/>
           <w:highlight w:val="lightGray"/>
         </w:rPr>
@@ -15862,6 +16905,7 @@
       </w:r>
       <w:r>
         <w:rPr>
+          <w:rFonts w:ascii="Arial" w:hAnsi="Arial" w:cs="Arial"/>
           <w:b/>
           <w:sz w:val="18"/>
           <w:highlight w:val="lightGray"/>
@@ -15870,6 +16914,7 @@
       </w:r>
       <w:r>
         <w:rPr>
+          <w:rFonts w:ascii="Arial" w:hAnsi="Arial" w:cs="Arial"/>
           <w:sz w:val="18"/>
           <w:highlight w:val="lightGray"/>
         </w:rPr>
@@ -15959,7 +17004,21 @@
         <w:rPr>
           <w:rFonts w:ascii="Roboto Mono" w:hAnsi="Roboto Mono"/>
         </w:rPr>
-        <w:t xml:space="preserve">    CustomerID INT PRIMARY KEY,</w:t>
+        <w:t xml:space="preserve">    </w:t>
+      </w:r>
+      <w:proofErr w:type="spellStart"/>
+      <w:r>
+        <w:rPr>
+          <w:rFonts w:ascii="Roboto Mono" w:hAnsi="Roboto Mono"/>
+        </w:rPr>
+        <w:t>CustomerID</w:t>
+      </w:r>
+      <w:proofErr w:type="spellEnd"/>
+      <w:r>
+        <w:rPr>
+          <w:rFonts w:ascii="Roboto Mono" w:hAnsi="Roboto Mono"/>
+        </w:rPr>
+        <w:t xml:space="preserve"> INT PRIMARY KEY,</w:t>
       </w:r>
     </w:p>
     <w:p>
@@ -16086,14 +17145,17 @@
       </w:pPr>
       <w:r>
         <w:rPr>
+          <w:rFonts w:ascii="Arial" w:hAnsi="Arial" w:cs="Arial"/>
           <w:b/>
           <w:sz w:val="18"/>
           <w:highlight w:val="lightGray"/>
         </w:rPr>
         <w:t xml:space="preserve"># Source: </w:t>
       </w:r>
-      <w:r>
-        <w:rPr>
+      <w:proofErr w:type="spellStart"/>
+      <w:r>
+        <w:rPr>
+          <w:rFonts w:ascii="Arial" w:hAnsi="Arial" w:cs="Arial"/>
           <w:b/>
           <w:color w:val="000000"/>
           <w:sz w:val="18"/>
@@ -16101,8 +17163,10 @@
         </w:rPr>
         <w:t>ScreenShot</w:t>
       </w:r>
-      <w:r>
-        <w:rPr>
+      <w:proofErr w:type="spellEnd"/>
+      <w:r>
+        <w:rPr>
+          <w:rFonts w:ascii="Arial" w:hAnsi="Arial" w:cs="Arial"/>
           <w:sz w:val="18"/>
           <w:highlight w:val="lightGray"/>
         </w:rPr>
@@ -16110,6 +17174,7 @@
       </w:r>
       <w:r>
         <w:rPr>
+          <w:rFonts w:ascii="Arial" w:hAnsi="Arial" w:cs="Arial"/>
           <w:b/>
           <w:sz w:val="18"/>
           <w:highlight w:val="lightGray"/>
@@ -16118,6 +17183,7 @@
       </w:r>
       <w:r>
         <w:rPr>
+          <w:rFonts w:ascii="Arial" w:hAnsi="Arial" w:cs="Arial"/>
           <w:sz w:val="18"/>
           <w:highlight w:val="lightGray"/>
         </w:rPr>
@@ -16125,6 +17191,7 @@
       </w:r>
       <w:r>
         <w:rPr>
+          <w:rFonts w:ascii="Arial" w:hAnsi="Arial" w:cs="Arial"/>
           <w:b/>
           <w:sz w:val="18"/>
           <w:highlight w:val="lightGray"/>
@@ -16133,13 +17200,33 @@
       </w:r>
       <w:r>
         <w:rPr>
-          <w:sz w:val="18"/>
-          <w:highlight w:val="lightGray"/>
-        </w:rPr>
-        <w:t xml:space="preserve"> [Persons Table -&gt; ID Column: 1, Name_En Column: Motasem Essam] -&gt; </w:t>
-      </w:r>
-      <w:r>
-        <w:rPr>
+          <w:rFonts w:ascii="Arial" w:hAnsi="Arial" w:cs="Arial"/>
+          <w:sz w:val="18"/>
+          <w:highlight w:val="lightGray"/>
+        </w:rPr>
+        <w:t xml:space="preserve"> [Persons Table -&gt; ID Column: 1, </w:t>
+      </w:r>
+      <w:proofErr w:type="spellStart"/>
+      <w:r>
+        <w:rPr>
+          <w:rFonts w:ascii="Arial" w:hAnsi="Arial" w:cs="Arial"/>
+          <w:sz w:val="18"/>
+          <w:highlight w:val="lightGray"/>
+        </w:rPr>
+        <w:t>Name_En</w:t>
+      </w:r>
+      <w:proofErr w:type="spellEnd"/>
+      <w:r>
+        <w:rPr>
+          <w:rFonts w:ascii="Arial" w:hAnsi="Arial" w:cs="Arial"/>
+          <w:sz w:val="18"/>
+          <w:highlight w:val="lightGray"/>
+        </w:rPr>
+        <w:t xml:space="preserve"> Column: Motasem Essam] -&gt; </w:t>
+      </w:r>
+      <w:r>
+        <w:rPr>
+          <w:rFonts w:ascii="Arial" w:hAnsi="Arial" w:cs="Arial"/>
           <w:b/>
           <w:sz w:val="18"/>
           <w:highlight w:val="lightGray"/>
@@ -16148,13 +17235,33 @@
       </w:r>
       <w:r>
         <w:rPr>
-          <w:sz w:val="18"/>
-          <w:highlight w:val="lightGray"/>
-        </w:rPr>
-        <w:t xml:space="preserve"> [Automation Table -&gt; ID Column: 16, Name_En Column: Screen Capture] -&gt; </w:t>
-      </w:r>
-      <w:r>
-        <w:rPr>
+          <w:rFonts w:ascii="Arial" w:hAnsi="Arial" w:cs="Arial"/>
+          <w:sz w:val="18"/>
+          <w:highlight w:val="lightGray"/>
+        </w:rPr>
+        <w:t xml:space="preserve"> [Automation Table -&gt; ID Column: 16, </w:t>
+      </w:r>
+      <w:proofErr w:type="spellStart"/>
+      <w:r>
+        <w:rPr>
+          <w:rFonts w:ascii="Arial" w:hAnsi="Arial" w:cs="Arial"/>
+          <w:sz w:val="18"/>
+          <w:highlight w:val="lightGray"/>
+        </w:rPr>
+        <w:t>Name_En</w:t>
+      </w:r>
+      <w:proofErr w:type="spellEnd"/>
+      <w:r>
+        <w:rPr>
+          <w:rFonts w:ascii="Arial" w:hAnsi="Arial" w:cs="Arial"/>
+          <w:sz w:val="18"/>
+          <w:highlight w:val="lightGray"/>
+        </w:rPr>
+        <w:t xml:space="preserve"> Column: Screen Capture] -&gt; </w:t>
+      </w:r>
+      <w:r>
+        <w:rPr>
+          <w:rFonts w:ascii="Arial" w:hAnsi="Arial" w:cs="Arial"/>
           <w:b/>
           <w:color w:val="000000"/>
           <w:sz w:val="18"/>
@@ -16164,14 +17271,36 @@
       </w:r>
       <w:r>
         <w:rPr>
-          <w:color w:val="000000"/>
-          <w:sz w:val="18"/>
-          <w:highlight w:val="lightGray"/>
-        </w:rPr>
-        <w:t>[Operating System: Wampserver64 -&gt; phpmyadmin]</w:t>
-      </w:r>
-      <w:r>
-        <w:rPr>
+          <w:rFonts w:ascii="Arial" w:hAnsi="Arial" w:cs="Arial"/>
+          <w:color w:val="000000"/>
+          <w:sz w:val="18"/>
+          <w:highlight w:val="lightGray"/>
+        </w:rPr>
+        <w:t xml:space="preserve">[Operating System: Wampserver64 -&gt; </w:t>
+      </w:r>
+      <w:proofErr w:type="spellStart"/>
+      <w:r>
+        <w:rPr>
+          <w:rFonts w:ascii="Arial" w:hAnsi="Arial" w:cs="Arial"/>
+          <w:color w:val="000000"/>
+          <w:sz w:val="18"/>
+          <w:highlight w:val="lightGray"/>
+        </w:rPr>
+        <w:t>phpmyadmin</w:t>
+      </w:r>
+      <w:proofErr w:type="spellEnd"/>
+      <w:r>
+        <w:rPr>
+          <w:rFonts w:ascii="Arial" w:hAnsi="Arial" w:cs="Arial"/>
+          <w:color w:val="000000"/>
+          <w:sz w:val="18"/>
+          <w:highlight w:val="lightGray"/>
+        </w:rPr>
+        <w:t>]</w:t>
+      </w:r>
+      <w:r>
+        <w:rPr>
+          <w:rFonts w:ascii="Arial" w:hAnsi="Arial" w:cs="Arial"/>
           <w:sz w:val="18"/>
           <w:highlight w:val="lightGray"/>
         </w:rPr>
@@ -16179,6 +17308,7 @@
       </w:r>
       <w:r>
         <w:rPr>
+          <w:rFonts w:ascii="Arial" w:hAnsi="Arial" w:cs="Arial"/>
           <w:b/>
           <w:sz w:val="18"/>
           <w:highlight w:val="lightGray"/>
@@ -16187,6 +17317,7 @@
       </w:r>
       <w:r>
         <w:rPr>
+          <w:rFonts w:ascii="Arial" w:hAnsi="Arial" w:cs="Arial"/>
           <w:sz w:val="18"/>
           <w:highlight w:val="lightGray"/>
         </w:rPr>
@@ -16203,6 +17334,7 @@
         <w:rPr>
           <w:noProof/>
         </w:rPr>
+        <w:lastRenderedPageBreak/>
         <w:drawing>
           <wp:inline distT="0" distB="0" distL="0" distR="0" wp14:anchorId="69F5A6E6" wp14:editId="1010B414">
             <wp:extent cx="5943600" cy="2327910"/>
@@ -16342,7 +17474,7 @@
           <w:noProof/>
         </w:rPr>
         <w:drawing>
-          <wp:inline distT="0" distB="0" distL="0" distR="0" wp14:anchorId="6BD913AB" wp14:editId="6FDDA961">
+          <wp:inline distT="0" distB="0" distL="0" distR="0" wp14:anchorId="6BD913AB" wp14:editId="6312BEDA">
             <wp:extent cx="5943600" cy="1325880"/>
             <wp:effectExtent l="0" t="0" r="0" b="7620"/>
             <wp:docPr id="1778379631" name="Picture 66"/>
@@ -16429,14 +17561,17 @@
       </w:pPr>
       <w:r>
         <w:rPr>
+          <w:rFonts w:ascii="Arial" w:hAnsi="Arial" w:cs="Arial"/>
           <w:b/>
           <w:sz w:val="18"/>
           <w:highlight w:val="lightGray"/>
         </w:rPr>
         <w:t xml:space="preserve"># Source: </w:t>
       </w:r>
-      <w:r>
-        <w:rPr>
+      <w:proofErr w:type="spellStart"/>
+      <w:r>
+        <w:rPr>
+          <w:rFonts w:ascii="Arial" w:hAnsi="Arial" w:cs="Arial"/>
           <w:b/>
           <w:color w:val="000000"/>
           <w:sz w:val="18"/>
@@ -16444,8 +17579,10 @@
         </w:rPr>
         <w:t>ScreenShot</w:t>
       </w:r>
-      <w:r>
-        <w:rPr>
+      <w:proofErr w:type="spellEnd"/>
+      <w:r>
+        <w:rPr>
+          <w:rFonts w:ascii="Arial" w:hAnsi="Arial" w:cs="Arial"/>
           <w:sz w:val="18"/>
           <w:highlight w:val="lightGray"/>
         </w:rPr>
@@ -16453,6 +17590,7 @@
       </w:r>
       <w:r>
         <w:rPr>
+          <w:rFonts w:ascii="Arial" w:hAnsi="Arial" w:cs="Arial"/>
           <w:b/>
           <w:sz w:val="18"/>
           <w:highlight w:val="lightGray"/>
@@ -16461,6 +17599,7 @@
       </w:r>
       <w:r>
         <w:rPr>
+          <w:rFonts w:ascii="Arial" w:hAnsi="Arial" w:cs="Arial"/>
           <w:sz w:val="18"/>
           <w:highlight w:val="lightGray"/>
         </w:rPr>
@@ -16468,6 +17607,7 @@
       </w:r>
       <w:r>
         <w:rPr>
+          <w:rFonts w:ascii="Arial" w:hAnsi="Arial" w:cs="Arial"/>
           <w:b/>
           <w:sz w:val="18"/>
           <w:highlight w:val="lightGray"/>
@@ -16476,13 +17616,33 @@
       </w:r>
       <w:r>
         <w:rPr>
-          <w:sz w:val="18"/>
-          <w:highlight w:val="lightGray"/>
-        </w:rPr>
-        <w:t xml:space="preserve"> [Persons Table -&gt; ID Column: 1, Name_En Column: Motasem Essam] -&gt; </w:t>
-      </w:r>
-      <w:r>
-        <w:rPr>
+          <w:rFonts w:ascii="Arial" w:hAnsi="Arial" w:cs="Arial"/>
+          <w:sz w:val="18"/>
+          <w:highlight w:val="lightGray"/>
+        </w:rPr>
+        <w:t xml:space="preserve"> [Persons Table -&gt; ID Column: 1, </w:t>
+      </w:r>
+      <w:proofErr w:type="spellStart"/>
+      <w:r>
+        <w:rPr>
+          <w:rFonts w:ascii="Arial" w:hAnsi="Arial" w:cs="Arial"/>
+          <w:sz w:val="18"/>
+          <w:highlight w:val="lightGray"/>
+        </w:rPr>
+        <w:t>Name_En</w:t>
+      </w:r>
+      <w:proofErr w:type="spellEnd"/>
+      <w:r>
+        <w:rPr>
+          <w:rFonts w:ascii="Arial" w:hAnsi="Arial" w:cs="Arial"/>
+          <w:sz w:val="18"/>
+          <w:highlight w:val="lightGray"/>
+        </w:rPr>
+        <w:t xml:space="preserve"> Column: Motasem Essam] -&gt; </w:t>
+      </w:r>
+      <w:r>
+        <w:rPr>
+          <w:rFonts w:ascii="Arial" w:hAnsi="Arial" w:cs="Arial"/>
           <w:b/>
           <w:sz w:val="18"/>
           <w:highlight w:val="lightGray"/>
@@ -16491,13 +17651,33 @@
       </w:r>
       <w:r>
         <w:rPr>
-          <w:sz w:val="18"/>
-          <w:highlight w:val="lightGray"/>
-        </w:rPr>
-        <w:t xml:space="preserve"> [Automation Table -&gt; ID Column: 16, Name_En Column: Screen Capture] -&gt; </w:t>
-      </w:r>
-      <w:r>
-        <w:rPr>
+          <w:rFonts w:ascii="Arial" w:hAnsi="Arial" w:cs="Arial"/>
+          <w:sz w:val="18"/>
+          <w:highlight w:val="lightGray"/>
+        </w:rPr>
+        <w:t xml:space="preserve"> [Automation Table -&gt; ID Column: 16, </w:t>
+      </w:r>
+      <w:proofErr w:type="spellStart"/>
+      <w:r>
+        <w:rPr>
+          <w:rFonts w:ascii="Arial" w:hAnsi="Arial" w:cs="Arial"/>
+          <w:sz w:val="18"/>
+          <w:highlight w:val="lightGray"/>
+        </w:rPr>
+        <w:t>Name_En</w:t>
+      </w:r>
+      <w:proofErr w:type="spellEnd"/>
+      <w:r>
+        <w:rPr>
+          <w:rFonts w:ascii="Arial" w:hAnsi="Arial" w:cs="Arial"/>
+          <w:sz w:val="18"/>
+          <w:highlight w:val="lightGray"/>
+        </w:rPr>
+        <w:t xml:space="preserve"> Column: Screen Capture] -&gt; </w:t>
+      </w:r>
+      <w:r>
+        <w:rPr>
+          <w:rFonts w:ascii="Arial" w:hAnsi="Arial" w:cs="Arial"/>
           <w:b/>
           <w:color w:val="000000"/>
           <w:sz w:val="18"/>
@@ -16507,14 +17687,36 @@
       </w:r>
       <w:r>
         <w:rPr>
-          <w:color w:val="000000"/>
-          <w:sz w:val="18"/>
-          <w:highlight w:val="lightGray"/>
-        </w:rPr>
-        <w:t>[Operating System: Wampserver64 -&gt; phpmyadmin]</w:t>
-      </w:r>
-      <w:r>
-        <w:rPr>
+          <w:rFonts w:ascii="Arial" w:hAnsi="Arial" w:cs="Arial"/>
+          <w:color w:val="000000"/>
+          <w:sz w:val="18"/>
+          <w:highlight w:val="lightGray"/>
+        </w:rPr>
+        <w:t xml:space="preserve">[Operating System: Wampserver64 -&gt; </w:t>
+      </w:r>
+      <w:proofErr w:type="spellStart"/>
+      <w:r>
+        <w:rPr>
+          <w:rFonts w:ascii="Arial" w:hAnsi="Arial" w:cs="Arial"/>
+          <w:color w:val="000000"/>
+          <w:sz w:val="18"/>
+          <w:highlight w:val="lightGray"/>
+        </w:rPr>
+        <w:t>phpmyadmin</w:t>
+      </w:r>
+      <w:proofErr w:type="spellEnd"/>
+      <w:r>
+        <w:rPr>
+          <w:rFonts w:ascii="Arial" w:hAnsi="Arial" w:cs="Arial"/>
+          <w:color w:val="000000"/>
+          <w:sz w:val="18"/>
+          <w:highlight w:val="lightGray"/>
+        </w:rPr>
+        <w:t>]</w:t>
+      </w:r>
+      <w:r>
+        <w:rPr>
+          <w:rFonts w:ascii="Arial" w:hAnsi="Arial" w:cs="Arial"/>
           <w:sz w:val="18"/>
           <w:highlight w:val="lightGray"/>
         </w:rPr>
@@ -16522,6 +17724,7 @@
       </w:r>
       <w:r>
         <w:rPr>
+          <w:rFonts w:ascii="Arial" w:hAnsi="Arial" w:cs="Arial"/>
           <w:b/>
           <w:sz w:val="18"/>
           <w:highlight w:val="lightGray"/>
@@ -16530,6 +17733,7 @@
       </w:r>
       <w:r>
         <w:rPr>
+          <w:rFonts w:ascii="Arial" w:hAnsi="Arial" w:cs="Arial"/>
           <w:sz w:val="18"/>
           <w:highlight w:val="lightGray"/>
         </w:rPr>
@@ -16546,6 +17750,7 @@
         <w:rPr>
           <w:noProof/>
         </w:rPr>
+        <w:lastRenderedPageBreak/>
         <w:drawing>
           <wp:inline distT="0" distB="0" distL="0" distR="0" wp14:anchorId="4D8CB89C" wp14:editId="2A9324DF">
             <wp:extent cx="5943600" cy="2339975"/>
@@ -16707,14 +17912,17 @@
       </w:pPr>
       <w:r>
         <w:rPr>
+          <w:rFonts w:ascii="Arial" w:hAnsi="Arial" w:cs="Arial"/>
           <w:b/>
           <w:sz w:val="18"/>
           <w:highlight w:val="lightGray"/>
         </w:rPr>
         <w:t xml:space="preserve"># Source: </w:t>
       </w:r>
-      <w:r>
-        <w:rPr>
+      <w:proofErr w:type="spellStart"/>
+      <w:r>
+        <w:rPr>
+          <w:rFonts w:ascii="Arial" w:hAnsi="Arial" w:cs="Arial"/>
           <w:b/>
           <w:color w:val="000000"/>
           <w:sz w:val="18"/>
@@ -16722,8 +17930,10 @@
         </w:rPr>
         <w:t>ScreenShot</w:t>
       </w:r>
-      <w:r>
-        <w:rPr>
+      <w:proofErr w:type="spellEnd"/>
+      <w:r>
+        <w:rPr>
+          <w:rFonts w:ascii="Arial" w:hAnsi="Arial" w:cs="Arial"/>
           <w:sz w:val="18"/>
           <w:highlight w:val="lightGray"/>
         </w:rPr>
@@ -16731,6 +17941,7 @@
       </w:r>
       <w:r>
         <w:rPr>
+          <w:rFonts w:ascii="Arial" w:hAnsi="Arial" w:cs="Arial"/>
           <w:b/>
           <w:sz w:val="18"/>
           <w:highlight w:val="lightGray"/>
@@ -16739,6 +17950,7 @@
       </w:r>
       <w:r>
         <w:rPr>
+          <w:rFonts w:ascii="Arial" w:hAnsi="Arial" w:cs="Arial"/>
           <w:sz w:val="18"/>
           <w:highlight w:val="lightGray"/>
         </w:rPr>
@@ -16746,6 +17958,7 @@
       </w:r>
       <w:r>
         <w:rPr>
+          <w:rFonts w:ascii="Arial" w:hAnsi="Arial" w:cs="Arial"/>
           <w:b/>
           <w:sz w:val="18"/>
           <w:highlight w:val="lightGray"/>
@@ -16754,13 +17967,33 @@
       </w:r>
       <w:r>
         <w:rPr>
-          <w:sz w:val="18"/>
-          <w:highlight w:val="lightGray"/>
-        </w:rPr>
-        <w:t xml:space="preserve"> [Persons Table -&gt; ID Column: 1, Name_En Column: Motasem Essam] -&gt; </w:t>
-      </w:r>
-      <w:r>
-        <w:rPr>
+          <w:rFonts w:ascii="Arial" w:hAnsi="Arial" w:cs="Arial"/>
+          <w:sz w:val="18"/>
+          <w:highlight w:val="lightGray"/>
+        </w:rPr>
+        <w:t xml:space="preserve"> [Persons Table -&gt; ID Column: 1, </w:t>
+      </w:r>
+      <w:proofErr w:type="spellStart"/>
+      <w:r>
+        <w:rPr>
+          <w:rFonts w:ascii="Arial" w:hAnsi="Arial" w:cs="Arial"/>
+          <w:sz w:val="18"/>
+          <w:highlight w:val="lightGray"/>
+        </w:rPr>
+        <w:t>Name_En</w:t>
+      </w:r>
+      <w:proofErr w:type="spellEnd"/>
+      <w:r>
+        <w:rPr>
+          <w:rFonts w:ascii="Arial" w:hAnsi="Arial" w:cs="Arial"/>
+          <w:sz w:val="18"/>
+          <w:highlight w:val="lightGray"/>
+        </w:rPr>
+        <w:t xml:space="preserve"> Column: Motasem Essam] -&gt; </w:t>
+      </w:r>
+      <w:r>
+        <w:rPr>
+          <w:rFonts w:ascii="Arial" w:hAnsi="Arial" w:cs="Arial"/>
           <w:b/>
           <w:sz w:val="18"/>
           <w:highlight w:val="lightGray"/>
@@ -16769,13 +18002,33 @@
       </w:r>
       <w:r>
         <w:rPr>
-          <w:sz w:val="18"/>
-          <w:highlight w:val="lightGray"/>
-        </w:rPr>
-        <w:t xml:space="preserve"> [Automation Table -&gt; ID Column: 16, Name_En Column: Screen Capture] -&gt; </w:t>
-      </w:r>
-      <w:r>
-        <w:rPr>
+          <w:rFonts w:ascii="Arial" w:hAnsi="Arial" w:cs="Arial"/>
+          <w:sz w:val="18"/>
+          <w:highlight w:val="lightGray"/>
+        </w:rPr>
+        <w:t xml:space="preserve"> [Automation Table -&gt; ID Column: 16, </w:t>
+      </w:r>
+      <w:proofErr w:type="spellStart"/>
+      <w:r>
+        <w:rPr>
+          <w:rFonts w:ascii="Arial" w:hAnsi="Arial" w:cs="Arial"/>
+          <w:sz w:val="18"/>
+          <w:highlight w:val="lightGray"/>
+        </w:rPr>
+        <w:t>Name_En</w:t>
+      </w:r>
+      <w:proofErr w:type="spellEnd"/>
+      <w:r>
+        <w:rPr>
+          <w:rFonts w:ascii="Arial" w:hAnsi="Arial" w:cs="Arial"/>
+          <w:sz w:val="18"/>
+          <w:highlight w:val="lightGray"/>
+        </w:rPr>
+        <w:t xml:space="preserve"> Column: Screen Capture] -&gt; </w:t>
+      </w:r>
+      <w:r>
+        <w:rPr>
+          <w:rFonts w:ascii="Arial" w:hAnsi="Arial" w:cs="Arial"/>
           <w:b/>
           <w:color w:val="000000"/>
           <w:sz w:val="18"/>
@@ -16785,14 +18038,36 @@
       </w:r>
       <w:r>
         <w:rPr>
-          <w:color w:val="000000"/>
-          <w:sz w:val="18"/>
-          <w:highlight w:val="lightGray"/>
-        </w:rPr>
-        <w:t>[Operating System: Wampserver64 -&gt; phpmyadmin]</w:t>
-      </w:r>
-      <w:r>
-        <w:rPr>
+          <w:rFonts w:ascii="Arial" w:hAnsi="Arial" w:cs="Arial"/>
+          <w:color w:val="000000"/>
+          <w:sz w:val="18"/>
+          <w:highlight w:val="lightGray"/>
+        </w:rPr>
+        <w:t xml:space="preserve">[Operating System: Wampserver64 -&gt; </w:t>
+      </w:r>
+      <w:proofErr w:type="spellStart"/>
+      <w:r>
+        <w:rPr>
+          <w:rFonts w:ascii="Arial" w:hAnsi="Arial" w:cs="Arial"/>
+          <w:color w:val="000000"/>
+          <w:sz w:val="18"/>
+          <w:highlight w:val="lightGray"/>
+        </w:rPr>
+        <w:t>phpmyadmin</w:t>
+      </w:r>
+      <w:proofErr w:type="spellEnd"/>
+      <w:r>
+        <w:rPr>
+          <w:rFonts w:ascii="Arial" w:hAnsi="Arial" w:cs="Arial"/>
+          <w:color w:val="000000"/>
+          <w:sz w:val="18"/>
+          <w:highlight w:val="lightGray"/>
+        </w:rPr>
+        <w:t>]</w:t>
+      </w:r>
+      <w:r>
+        <w:rPr>
+          <w:rFonts w:ascii="Arial" w:hAnsi="Arial" w:cs="Arial"/>
           <w:sz w:val="18"/>
           <w:highlight w:val="lightGray"/>
         </w:rPr>
@@ -16800,6 +18075,7 @@
       </w:r>
       <w:r>
         <w:rPr>
+          <w:rFonts w:ascii="Arial" w:hAnsi="Arial" w:cs="Arial"/>
           <w:b/>
           <w:sz w:val="18"/>
           <w:highlight w:val="lightGray"/>
@@ -16808,6 +18084,7 @@
       </w:r>
       <w:r>
         <w:rPr>
+          <w:rFonts w:ascii="Arial" w:hAnsi="Arial" w:cs="Arial"/>
           <w:sz w:val="18"/>
           <w:highlight w:val="lightGray"/>
         </w:rPr>
@@ -16819,6 +18096,7 @@
         <w:rPr>
           <w:noProof/>
         </w:rPr>
+        <w:lastRenderedPageBreak/>
         <w:drawing>
           <wp:inline distT="0" distB="0" distL="0" distR="0" wp14:anchorId="5DF5AE45" wp14:editId="352B6C4D">
             <wp:extent cx="5943600" cy="2037080"/>
@@ -16959,14 +18237,17 @@
       </w:pPr>
       <w:r>
         <w:rPr>
+          <w:rFonts w:ascii="Arial" w:hAnsi="Arial" w:cs="Arial"/>
           <w:b/>
           <w:sz w:val="18"/>
           <w:highlight w:val="lightGray"/>
         </w:rPr>
         <w:t xml:space="preserve"># Source: </w:t>
       </w:r>
-      <w:r>
-        <w:rPr>
+      <w:proofErr w:type="spellStart"/>
+      <w:r>
+        <w:rPr>
+          <w:rFonts w:ascii="Arial" w:hAnsi="Arial" w:cs="Arial"/>
           <w:b/>
           <w:color w:val="000000"/>
           <w:sz w:val="18"/>
@@ -16974,8 +18255,10 @@
         </w:rPr>
         <w:t>ScreenShot</w:t>
       </w:r>
-      <w:r>
-        <w:rPr>
+      <w:proofErr w:type="spellEnd"/>
+      <w:r>
+        <w:rPr>
+          <w:rFonts w:ascii="Arial" w:hAnsi="Arial" w:cs="Arial"/>
           <w:sz w:val="18"/>
           <w:highlight w:val="lightGray"/>
         </w:rPr>
@@ -16983,6 +18266,7 @@
       </w:r>
       <w:r>
         <w:rPr>
+          <w:rFonts w:ascii="Arial" w:hAnsi="Arial" w:cs="Arial"/>
           <w:b/>
           <w:sz w:val="18"/>
           <w:highlight w:val="lightGray"/>
@@ -16991,6 +18275,7 @@
       </w:r>
       <w:r>
         <w:rPr>
+          <w:rFonts w:ascii="Arial" w:hAnsi="Arial" w:cs="Arial"/>
           <w:sz w:val="18"/>
           <w:highlight w:val="lightGray"/>
         </w:rPr>
@@ -16998,6 +18283,7 @@
       </w:r>
       <w:r>
         <w:rPr>
+          <w:rFonts w:ascii="Arial" w:hAnsi="Arial" w:cs="Arial"/>
           <w:b/>
           <w:sz w:val="18"/>
           <w:highlight w:val="lightGray"/>
@@ -17006,13 +18292,33 @@
       </w:r>
       <w:r>
         <w:rPr>
-          <w:sz w:val="18"/>
-          <w:highlight w:val="lightGray"/>
-        </w:rPr>
-        <w:t xml:space="preserve"> [Persons Table -&gt; ID Column: 1, Name_En Column: Motasem Essam] -&gt; </w:t>
-      </w:r>
-      <w:r>
-        <w:rPr>
+          <w:rFonts w:ascii="Arial" w:hAnsi="Arial" w:cs="Arial"/>
+          <w:sz w:val="18"/>
+          <w:highlight w:val="lightGray"/>
+        </w:rPr>
+        <w:t xml:space="preserve"> [Persons Table -&gt; ID Column: 1, </w:t>
+      </w:r>
+      <w:proofErr w:type="spellStart"/>
+      <w:r>
+        <w:rPr>
+          <w:rFonts w:ascii="Arial" w:hAnsi="Arial" w:cs="Arial"/>
+          <w:sz w:val="18"/>
+          <w:highlight w:val="lightGray"/>
+        </w:rPr>
+        <w:t>Name_En</w:t>
+      </w:r>
+      <w:proofErr w:type="spellEnd"/>
+      <w:r>
+        <w:rPr>
+          <w:rFonts w:ascii="Arial" w:hAnsi="Arial" w:cs="Arial"/>
+          <w:sz w:val="18"/>
+          <w:highlight w:val="lightGray"/>
+        </w:rPr>
+        <w:t xml:space="preserve"> Column: Motasem Essam] -&gt; </w:t>
+      </w:r>
+      <w:r>
+        <w:rPr>
+          <w:rFonts w:ascii="Arial" w:hAnsi="Arial" w:cs="Arial"/>
           <w:b/>
           <w:sz w:val="18"/>
           <w:highlight w:val="lightGray"/>
@@ -17021,13 +18327,33 @@
       </w:r>
       <w:r>
         <w:rPr>
-          <w:sz w:val="18"/>
-          <w:highlight w:val="lightGray"/>
-        </w:rPr>
-        <w:t xml:space="preserve"> [Automation Table -&gt; ID Column: 16, Name_En Column: Screen Capture] -&gt; </w:t>
-      </w:r>
-      <w:r>
-        <w:rPr>
+          <w:rFonts w:ascii="Arial" w:hAnsi="Arial" w:cs="Arial"/>
+          <w:sz w:val="18"/>
+          <w:highlight w:val="lightGray"/>
+        </w:rPr>
+        <w:t xml:space="preserve"> [Automation Table -&gt; ID Column: 16, </w:t>
+      </w:r>
+      <w:proofErr w:type="spellStart"/>
+      <w:r>
+        <w:rPr>
+          <w:rFonts w:ascii="Arial" w:hAnsi="Arial" w:cs="Arial"/>
+          <w:sz w:val="18"/>
+          <w:highlight w:val="lightGray"/>
+        </w:rPr>
+        <w:t>Name_En</w:t>
+      </w:r>
+      <w:proofErr w:type="spellEnd"/>
+      <w:r>
+        <w:rPr>
+          <w:rFonts w:ascii="Arial" w:hAnsi="Arial" w:cs="Arial"/>
+          <w:sz w:val="18"/>
+          <w:highlight w:val="lightGray"/>
+        </w:rPr>
+        <w:t xml:space="preserve"> Column: Screen Capture] -&gt; </w:t>
+      </w:r>
+      <w:r>
+        <w:rPr>
+          <w:rFonts w:ascii="Arial" w:hAnsi="Arial" w:cs="Arial"/>
           <w:b/>
           <w:color w:val="000000"/>
           <w:sz w:val="18"/>
@@ -17037,14 +18363,36 @@
       </w:r>
       <w:r>
         <w:rPr>
-          <w:color w:val="000000"/>
-          <w:sz w:val="18"/>
-          <w:highlight w:val="lightGray"/>
-        </w:rPr>
-        <w:t>[Operating System: Wampserver64 -&gt; phpmyadmin]</w:t>
-      </w:r>
-      <w:r>
-        <w:rPr>
+          <w:rFonts w:ascii="Arial" w:hAnsi="Arial" w:cs="Arial"/>
+          <w:color w:val="000000"/>
+          <w:sz w:val="18"/>
+          <w:highlight w:val="lightGray"/>
+        </w:rPr>
+        <w:t xml:space="preserve">[Operating System: Wampserver64 -&gt; </w:t>
+      </w:r>
+      <w:proofErr w:type="spellStart"/>
+      <w:r>
+        <w:rPr>
+          <w:rFonts w:ascii="Arial" w:hAnsi="Arial" w:cs="Arial"/>
+          <w:color w:val="000000"/>
+          <w:sz w:val="18"/>
+          <w:highlight w:val="lightGray"/>
+        </w:rPr>
+        <w:t>phpmyadmin</w:t>
+      </w:r>
+      <w:proofErr w:type="spellEnd"/>
+      <w:r>
+        <w:rPr>
+          <w:rFonts w:ascii="Arial" w:hAnsi="Arial" w:cs="Arial"/>
+          <w:color w:val="000000"/>
+          <w:sz w:val="18"/>
+          <w:highlight w:val="lightGray"/>
+        </w:rPr>
+        <w:t>]</w:t>
+      </w:r>
+      <w:r>
+        <w:rPr>
+          <w:rFonts w:ascii="Arial" w:hAnsi="Arial" w:cs="Arial"/>
           <w:sz w:val="18"/>
           <w:highlight w:val="lightGray"/>
         </w:rPr>
@@ -17052,6 +18400,7 @@
       </w:r>
       <w:r>
         <w:rPr>
+          <w:rFonts w:ascii="Arial" w:hAnsi="Arial" w:cs="Arial"/>
           <w:b/>
           <w:sz w:val="18"/>
           <w:highlight w:val="lightGray"/>
@@ -17060,6 +18409,7 @@
       </w:r>
       <w:r>
         <w:rPr>
+          <w:rFonts w:ascii="Arial" w:hAnsi="Arial" w:cs="Arial"/>
           <w:sz w:val="18"/>
           <w:highlight w:val="lightGray"/>
         </w:rPr>
@@ -17071,6 +18421,7 @@
         <w:rPr>
           <w:noProof/>
         </w:rPr>
+        <w:lastRenderedPageBreak/>
         <w:drawing>
           <wp:inline distT="0" distB="0" distL="0" distR="0" wp14:anchorId="671A0CBA" wp14:editId="6D673CAB">
             <wp:extent cx="5943600" cy="2035175"/>
@@ -17245,14 +18596,17 @@
       </w:pPr>
       <w:r>
         <w:rPr>
+          <w:rFonts w:ascii="Arial" w:hAnsi="Arial" w:cs="Arial"/>
           <w:b/>
           <w:sz w:val="18"/>
           <w:highlight w:val="lightGray"/>
         </w:rPr>
         <w:t xml:space="preserve"># Source: </w:t>
       </w:r>
-      <w:r>
-        <w:rPr>
+      <w:proofErr w:type="spellStart"/>
+      <w:r>
+        <w:rPr>
+          <w:rFonts w:ascii="Arial" w:hAnsi="Arial" w:cs="Arial"/>
           <w:b/>
           <w:color w:val="000000"/>
           <w:sz w:val="18"/>
@@ -17260,8 +18614,10 @@
         </w:rPr>
         <w:t>ScreenShot</w:t>
       </w:r>
-      <w:r>
-        <w:rPr>
+      <w:proofErr w:type="spellEnd"/>
+      <w:r>
+        <w:rPr>
+          <w:rFonts w:ascii="Arial" w:hAnsi="Arial" w:cs="Arial"/>
           <w:sz w:val="18"/>
           <w:highlight w:val="lightGray"/>
         </w:rPr>
@@ -17269,6 +18625,7 @@
       </w:r>
       <w:r>
         <w:rPr>
+          <w:rFonts w:ascii="Arial" w:hAnsi="Arial" w:cs="Arial"/>
           <w:b/>
           <w:sz w:val="18"/>
           <w:highlight w:val="lightGray"/>
@@ -17277,6 +18634,7 @@
       </w:r>
       <w:r>
         <w:rPr>
+          <w:rFonts w:ascii="Arial" w:hAnsi="Arial" w:cs="Arial"/>
           <w:sz w:val="18"/>
           <w:highlight w:val="lightGray"/>
         </w:rPr>
@@ -17284,6 +18642,7 @@
       </w:r>
       <w:r>
         <w:rPr>
+          <w:rFonts w:ascii="Arial" w:hAnsi="Arial" w:cs="Arial"/>
           <w:b/>
           <w:sz w:val="18"/>
           <w:highlight w:val="lightGray"/>
@@ -17292,13 +18651,33 @@
       </w:r>
       <w:r>
         <w:rPr>
-          <w:sz w:val="18"/>
-          <w:highlight w:val="lightGray"/>
-        </w:rPr>
-        <w:t xml:space="preserve"> [Persons Table -&gt; ID Column: 1, Name_En Column: Motasem Essam] -&gt; </w:t>
-      </w:r>
-      <w:r>
-        <w:rPr>
+          <w:rFonts w:ascii="Arial" w:hAnsi="Arial" w:cs="Arial"/>
+          <w:sz w:val="18"/>
+          <w:highlight w:val="lightGray"/>
+        </w:rPr>
+        <w:t xml:space="preserve"> [Persons Table -&gt; ID Column: 1, </w:t>
+      </w:r>
+      <w:proofErr w:type="spellStart"/>
+      <w:r>
+        <w:rPr>
+          <w:rFonts w:ascii="Arial" w:hAnsi="Arial" w:cs="Arial"/>
+          <w:sz w:val="18"/>
+          <w:highlight w:val="lightGray"/>
+        </w:rPr>
+        <w:t>Name_En</w:t>
+      </w:r>
+      <w:proofErr w:type="spellEnd"/>
+      <w:r>
+        <w:rPr>
+          <w:rFonts w:ascii="Arial" w:hAnsi="Arial" w:cs="Arial"/>
+          <w:sz w:val="18"/>
+          <w:highlight w:val="lightGray"/>
+        </w:rPr>
+        <w:t xml:space="preserve"> Column: Motasem Essam] -&gt; </w:t>
+      </w:r>
+      <w:r>
+        <w:rPr>
+          <w:rFonts w:ascii="Arial" w:hAnsi="Arial" w:cs="Arial"/>
           <w:b/>
           <w:sz w:val="18"/>
           <w:highlight w:val="lightGray"/>
@@ -17307,13 +18686,33 @@
       </w:r>
       <w:r>
         <w:rPr>
-          <w:sz w:val="18"/>
-          <w:highlight w:val="lightGray"/>
-        </w:rPr>
-        <w:t xml:space="preserve"> [Automation Table -&gt; ID Column: 16, Name_En Column: Screen Capture] -&gt; </w:t>
-      </w:r>
-      <w:r>
-        <w:rPr>
+          <w:rFonts w:ascii="Arial" w:hAnsi="Arial" w:cs="Arial"/>
+          <w:sz w:val="18"/>
+          <w:highlight w:val="lightGray"/>
+        </w:rPr>
+        <w:t xml:space="preserve"> [Automation Table -&gt; ID Column: 16, </w:t>
+      </w:r>
+      <w:proofErr w:type="spellStart"/>
+      <w:r>
+        <w:rPr>
+          <w:rFonts w:ascii="Arial" w:hAnsi="Arial" w:cs="Arial"/>
+          <w:sz w:val="18"/>
+          <w:highlight w:val="lightGray"/>
+        </w:rPr>
+        <w:t>Name_En</w:t>
+      </w:r>
+      <w:proofErr w:type="spellEnd"/>
+      <w:r>
+        <w:rPr>
+          <w:rFonts w:ascii="Arial" w:hAnsi="Arial" w:cs="Arial"/>
+          <w:sz w:val="18"/>
+          <w:highlight w:val="lightGray"/>
+        </w:rPr>
+        <w:t xml:space="preserve"> Column: Screen Capture] -&gt; </w:t>
+      </w:r>
+      <w:r>
+        <w:rPr>
+          <w:rFonts w:ascii="Arial" w:hAnsi="Arial" w:cs="Arial"/>
           <w:b/>
           <w:color w:val="000000"/>
           <w:sz w:val="18"/>
@@ -17323,14 +18722,36 @@
       </w:r>
       <w:r>
         <w:rPr>
-          <w:color w:val="000000"/>
-          <w:sz w:val="18"/>
-          <w:highlight w:val="lightGray"/>
-        </w:rPr>
-        <w:t>[Operating System: Wampserver64 -&gt; phpmyadmin]</w:t>
-      </w:r>
-      <w:r>
-        <w:rPr>
+          <w:rFonts w:ascii="Arial" w:hAnsi="Arial" w:cs="Arial"/>
+          <w:color w:val="000000"/>
+          <w:sz w:val="18"/>
+          <w:highlight w:val="lightGray"/>
+        </w:rPr>
+        <w:t xml:space="preserve">[Operating System: Wampserver64 -&gt; </w:t>
+      </w:r>
+      <w:proofErr w:type="spellStart"/>
+      <w:r>
+        <w:rPr>
+          <w:rFonts w:ascii="Arial" w:hAnsi="Arial" w:cs="Arial"/>
+          <w:color w:val="000000"/>
+          <w:sz w:val="18"/>
+          <w:highlight w:val="lightGray"/>
+        </w:rPr>
+        <w:t>phpmyadmin</w:t>
+      </w:r>
+      <w:proofErr w:type="spellEnd"/>
+      <w:r>
+        <w:rPr>
+          <w:rFonts w:ascii="Arial" w:hAnsi="Arial" w:cs="Arial"/>
+          <w:color w:val="000000"/>
+          <w:sz w:val="18"/>
+          <w:highlight w:val="lightGray"/>
+        </w:rPr>
+        <w:t>]</w:t>
+      </w:r>
+      <w:r>
+        <w:rPr>
+          <w:rFonts w:ascii="Arial" w:hAnsi="Arial" w:cs="Arial"/>
           <w:sz w:val="18"/>
           <w:highlight w:val="lightGray"/>
         </w:rPr>
@@ -17338,6 +18759,7 @@
       </w:r>
       <w:r>
         <w:rPr>
+          <w:rFonts w:ascii="Arial" w:hAnsi="Arial" w:cs="Arial"/>
           <w:b/>
           <w:sz w:val="18"/>
           <w:highlight w:val="lightGray"/>
@@ -17346,6 +18768,7 @@
       </w:r>
       <w:r>
         <w:rPr>
+          <w:rFonts w:ascii="Arial" w:hAnsi="Arial" w:cs="Arial"/>
           <w:sz w:val="18"/>
           <w:highlight w:val="lightGray"/>
         </w:rPr>
@@ -17357,6 +18780,7 @@
         <w:rPr>
           <w:noProof/>
         </w:rPr>
+        <w:lastRenderedPageBreak/>
         <w:drawing>
           <wp:inline distT="0" distB="0" distL="0" distR="0" wp14:anchorId="53AF98A4" wp14:editId="127FB18F">
             <wp:extent cx="5943600" cy="2019935"/>
@@ -17510,14 +18934,17 @@
       </w:pPr>
       <w:r>
         <w:rPr>
+          <w:rFonts w:ascii="Arial" w:hAnsi="Arial" w:cs="Arial"/>
           <w:b/>
           <w:sz w:val="18"/>
           <w:highlight w:val="lightGray"/>
         </w:rPr>
         <w:t xml:space="preserve"># Source: </w:t>
       </w:r>
-      <w:r>
-        <w:rPr>
+      <w:proofErr w:type="spellStart"/>
+      <w:r>
+        <w:rPr>
+          <w:rFonts w:ascii="Arial" w:hAnsi="Arial" w:cs="Arial"/>
           <w:b/>
           <w:color w:val="000000"/>
           <w:sz w:val="18"/>
@@ -17525,8 +18952,10 @@
         </w:rPr>
         <w:t>ScreenShot</w:t>
       </w:r>
-      <w:r>
-        <w:rPr>
+      <w:proofErr w:type="spellEnd"/>
+      <w:r>
+        <w:rPr>
+          <w:rFonts w:ascii="Arial" w:hAnsi="Arial" w:cs="Arial"/>
           <w:sz w:val="18"/>
           <w:highlight w:val="lightGray"/>
         </w:rPr>
@@ -17534,6 +18963,7 @@
       </w:r>
       <w:r>
         <w:rPr>
+          <w:rFonts w:ascii="Arial" w:hAnsi="Arial" w:cs="Arial"/>
           <w:b/>
           <w:sz w:val="18"/>
           <w:highlight w:val="lightGray"/>
@@ -17542,6 +18972,7 @@
       </w:r>
       <w:r>
         <w:rPr>
+          <w:rFonts w:ascii="Arial" w:hAnsi="Arial" w:cs="Arial"/>
           <w:sz w:val="18"/>
           <w:highlight w:val="lightGray"/>
         </w:rPr>
@@ -17549,6 +18980,7 @@
       </w:r>
       <w:r>
         <w:rPr>
+          <w:rFonts w:ascii="Arial" w:hAnsi="Arial" w:cs="Arial"/>
           <w:b/>
           <w:sz w:val="18"/>
           <w:highlight w:val="lightGray"/>
@@ -17557,13 +18989,33 @@
       </w:r>
       <w:r>
         <w:rPr>
-          <w:sz w:val="18"/>
-          <w:highlight w:val="lightGray"/>
-        </w:rPr>
-        <w:t xml:space="preserve"> [Persons Table -&gt; ID Column: 1, Name_En Column: Motasem Essam] -&gt; </w:t>
-      </w:r>
-      <w:r>
-        <w:rPr>
+          <w:rFonts w:ascii="Arial" w:hAnsi="Arial" w:cs="Arial"/>
+          <w:sz w:val="18"/>
+          <w:highlight w:val="lightGray"/>
+        </w:rPr>
+        <w:t xml:space="preserve"> [Persons Table -&gt; ID Column: 1, </w:t>
+      </w:r>
+      <w:proofErr w:type="spellStart"/>
+      <w:r>
+        <w:rPr>
+          <w:rFonts w:ascii="Arial" w:hAnsi="Arial" w:cs="Arial"/>
+          <w:sz w:val="18"/>
+          <w:highlight w:val="lightGray"/>
+        </w:rPr>
+        <w:t>Name_En</w:t>
+      </w:r>
+      <w:proofErr w:type="spellEnd"/>
+      <w:r>
+        <w:rPr>
+          <w:rFonts w:ascii="Arial" w:hAnsi="Arial" w:cs="Arial"/>
+          <w:sz w:val="18"/>
+          <w:highlight w:val="lightGray"/>
+        </w:rPr>
+        <w:t xml:space="preserve"> Column: Motasem Essam] -&gt; </w:t>
+      </w:r>
+      <w:r>
+        <w:rPr>
+          <w:rFonts w:ascii="Arial" w:hAnsi="Arial" w:cs="Arial"/>
           <w:b/>
           <w:sz w:val="18"/>
           <w:highlight w:val="lightGray"/>
@@ -17572,13 +19024,33 @@
       </w:r>
       <w:r>
         <w:rPr>
-          <w:sz w:val="18"/>
-          <w:highlight w:val="lightGray"/>
-        </w:rPr>
-        <w:t xml:space="preserve"> [Automation Table -&gt; ID Column: 16, Name_En Column: Screen Capture] -&gt; </w:t>
-      </w:r>
-      <w:r>
-        <w:rPr>
+          <w:rFonts w:ascii="Arial" w:hAnsi="Arial" w:cs="Arial"/>
+          <w:sz w:val="18"/>
+          <w:highlight w:val="lightGray"/>
+        </w:rPr>
+        <w:t xml:space="preserve"> [Automation Table -&gt; ID Column: 16, </w:t>
+      </w:r>
+      <w:proofErr w:type="spellStart"/>
+      <w:r>
+        <w:rPr>
+          <w:rFonts w:ascii="Arial" w:hAnsi="Arial" w:cs="Arial"/>
+          <w:sz w:val="18"/>
+          <w:highlight w:val="lightGray"/>
+        </w:rPr>
+        <w:t>Name_En</w:t>
+      </w:r>
+      <w:proofErr w:type="spellEnd"/>
+      <w:r>
+        <w:rPr>
+          <w:rFonts w:ascii="Arial" w:hAnsi="Arial" w:cs="Arial"/>
+          <w:sz w:val="18"/>
+          <w:highlight w:val="lightGray"/>
+        </w:rPr>
+        <w:t xml:space="preserve"> Column: Screen Capture] -&gt; </w:t>
+      </w:r>
+      <w:r>
+        <w:rPr>
+          <w:rFonts w:ascii="Arial" w:hAnsi="Arial" w:cs="Arial"/>
           <w:b/>
           <w:color w:val="000000"/>
           <w:sz w:val="18"/>
@@ -17588,14 +19060,36 @@
       </w:r>
       <w:r>
         <w:rPr>
-          <w:color w:val="000000"/>
-          <w:sz w:val="18"/>
-          <w:highlight w:val="lightGray"/>
-        </w:rPr>
-        <w:t>[Operating System: Wampserver64 -&gt; phpmyadmin]</w:t>
-      </w:r>
-      <w:r>
-        <w:rPr>
+          <w:rFonts w:ascii="Arial" w:hAnsi="Arial" w:cs="Arial"/>
+          <w:color w:val="000000"/>
+          <w:sz w:val="18"/>
+          <w:highlight w:val="lightGray"/>
+        </w:rPr>
+        <w:t xml:space="preserve">[Operating System: Wampserver64 -&gt; </w:t>
+      </w:r>
+      <w:proofErr w:type="spellStart"/>
+      <w:r>
+        <w:rPr>
+          <w:rFonts w:ascii="Arial" w:hAnsi="Arial" w:cs="Arial"/>
+          <w:color w:val="000000"/>
+          <w:sz w:val="18"/>
+          <w:highlight w:val="lightGray"/>
+        </w:rPr>
+        <w:t>phpmyadmin</w:t>
+      </w:r>
+      <w:proofErr w:type="spellEnd"/>
+      <w:r>
+        <w:rPr>
+          <w:rFonts w:ascii="Arial" w:hAnsi="Arial" w:cs="Arial"/>
+          <w:color w:val="000000"/>
+          <w:sz w:val="18"/>
+          <w:highlight w:val="lightGray"/>
+        </w:rPr>
+        <w:t>]</w:t>
+      </w:r>
+      <w:r>
+        <w:rPr>
+          <w:rFonts w:ascii="Arial" w:hAnsi="Arial" w:cs="Arial"/>
           <w:sz w:val="18"/>
           <w:highlight w:val="lightGray"/>
         </w:rPr>
@@ -17603,6 +19097,7 @@
       </w:r>
       <w:r>
         <w:rPr>
+          <w:rFonts w:ascii="Arial" w:hAnsi="Arial" w:cs="Arial"/>
           <w:b/>
           <w:sz w:val="18"/>
           <w:highlight w:val="lightGray"/>
@@ -17611,6 +19106,7 @@
       </w:r>
       <w:r>
         <w:rPr>
+          <w:rFonts w:ascii="Arial" w:hAnsi="Arial" w:cs="Arial"/>
           <w:sz w:val="18"/>
           <w:highlight w:val="lightGray"/>
         </w:rPr>
@@ -17708,6 +19204,7 @@
         <w:rPr>
           <w:noProof/>
         </w:rPr>
+        <w:lastRenderedPageBreak/>
         <w:drawing>
           <wp:inline distT="0" distB="0" distL="0" distR="0" wp14:anchorId="5D62CF89" wp14:editId="32C0B1D5">
             <wp:extent cx="5943600" cy="2849245"/>
@@ -17796,6 +19293,7 @@
       </w:pPr>
       <w:r>
         <w:rPr>
+          <w:rFonts w:ascii="Arial" w:hAnsi="Arial" w:cs="Arial"/>
           <w:b/>
           <w:color w:val="000000"/>
           <w:sz w:val="18"/>
@@ -17805,14 +19303,36 @@
       </w:r>
       <w:r>
         <w:rPr>
-          <w:color w:val="000000"/>
-          <w:sz w:val="18"/>
-          <w:highlight w:val="lightGray"/>
-        </w:rPr>
-        <w:t xml:space="preserve">: Persons Table -&gt; ID Column: 1, Name_En Column: Motasem Essam] -&gt; </w:t>
-      </w:r>
-      <w:r>
-        <w:rPr>
+          <w:rFonts w:ascii="Arial" w:hAnsi="Arial" w:cs="Arial"/>
+          <w:color w:val="000000"/>
+          <w:sz w:val="18"/>
+          <w:highlight w:val="lightGray"/>
+        </w:rPr>
+        <w:t xml:space="preserve">: Persons Table -&gt; ID Column: 1, </w:t>
+      </w:r>
+      <w:proofErr w:type="spellStart"/>
+      <w:r>
+        <w:rPr>
+          <w:rFonts w:ascii="Arial" w:hAnsi="Arial" w:cs="Arial"/>
+          <w:color w:val="000000"/>
+          <w:sz w:val="18"/>
+          <w:highlight w:val="lightGray"/>
+        </w:rPr>
+        <w:t>Name_En</w:t>
+      </w:r>
+      <w:proofErr w:type="spellEnd"/>
+      <w:r>
+        <w:rPr>
+          <w:rFonts w:ascii="Arial" w:hAnsi="Arial" w:cs="Arial"/>
+          <w:color w:val="000000"/>
+          <w:sz w:val="18"/>
+          <w:highlight w:val="lightGray"/>
+        </w:rPr>
+        <w:t xml:space="preserve"> Column: Motasem Essam] -&gt; </w:t>
+      </w:r>
+      <w:r>
+        <w:rPr>
+          <w:rFonts w:ascii="Arial" w:hAnsi="Arial" w:cs="Arial"/>
           <w:b/>
           <w:color w:val="000000"/>
           <w:sz w:val="18"/>
@@ -17822,6 +19342,7 @@
       </w:r>
       <w:r>
         <w:rPr>
+          <w:rFonts w:ascii="Arial" w:hAnsi="Arial" w:cs="Arial"/>
           <w:color w:val="000000"/>
           <w:sz w:val="18"/>
           <w:highlight w:val="lightGray"/>
@@ -17830,6 +19351,7 @@
       </w:r>
       <w:r>
         <w:rPr>
+          <w:rFonts w:ascii="Arial" w:hAnsi="Arial" w:cs="Arial"/>
           <w:b/>
           <w:color w:val="000000"/>
           <w:sz w:val="18"/>
@@ -17839,6 +19361,7 @@
       </w:r>
       <w:r>
         <w:rPr>
+          <w:rFonts w:ascii="Arial" w:hAnsi="Arial" w:cs="Arial"/>
           <w:color w:val="000000"/>
           <w:sz w:val="18"/>
           <w:highlight w:val="lightGray"/>
@@ -17998,6 +19521,7 @@
         <w:rPr>
           <w:rFonts w:ascii="Roboto Mono" w:hAnsi="Roboto Mono"/>
         </w:rPr>
+        <w:lastRenderedPageBreak/>
         <w:t>Apply Filters (WHERE)</w:t>
       </w:r>
     </w:p>
@@ -18091,6 +19615,7 @@
     <w:p>
       <w:r>
         <w:rPr>
+          <w:rFonts w:ascii="Arial" w:hAnsi="Arial" w:cs="Arial"/>
           <w:b/>
           <w:color w:val="000000"/>
           <w:sz w:val="18"/>
@@ -18100,14 +19625,36 @@
       </w:r>
       <w:r>
         <w:rPr>
-          <w:color w:val="000000"/>
-          <w:sz w:val="18"/>
-          <w:highlight w:val="lightGray"/>
-        </w:rPr>
-        <w:t xml:space="preserve">: Persons Table -&gt; ID Column: 1, Name_En Column: Motasem Essam] -&gt; </w:t>
-      </w:r>
-      <w:r>
-        <w:rPr>
+          <w:rFonts w:ascii="Arial" w:hAnsi="Arial" w:cs="Arial"/>
+          <w:color w:val="000000"/>
+          <w:sz w:val="18"/>
+          <w:highlight w:val="lightGray"/>
+        </w:rPr>
+        <w:t xml:space="preserve">: Persons Table -&gt; ID Column: 1, </w:t>
+      </w:r>
+      <w:proofErr w:type="spellStart"/>
+      <w:r>
+        <w:rPr>
+          <w:rFonts w:ascii="Arial" w:hAnsi="Arial" w:cs="Arial"/>
+          <w:color w:val="000000"/>
+          <w:sz w:val="18"/>
+          <w:highlight w:val="lightGray"/>
+        </w:rPr>
+        <w:t>Name_En</w:t>
+      </w:r>
+      <w:proofErr w:type="spellEnd"/>
+      <w:r>
+        <w:rPr>
+          <w:rFonts w:ascii="Arial" w:hAnsi="Arial" w:cs="Arial"/>
+          <w:color w:val="000000"/>
+          <w:sz w:val="18"/>
+          <w:highlight w:val="lightGray"/>
+        </w:rPr>
+        <w:t xml:space="preserve"> Column: Motasem Essam] -&gt; </w:t>
+      </w:r>
+      <w:r>
+        <w:rPr>
+          <w:rFonts w:ascii="Arial" w:hAnsi="Arial" w:cs="Arial"/>
           <w:b/>
           <w:color w:val="000000"/>
           <w:sz w:val="18"/>
@@ -18117,6 +19664,7 @@
       </w:r>
       <w:r>
         <w:rPr>
+          <w:rFonts w:ascii="Arial" w:hAnsi="Arial" w:cs="Arial"/>
           <w:color w:val="000000"/>
           <w:sz w:val="18"/>
           <w:highlight w:val="lightGray"/>
@@ -18125,6 +19673,7 @@
       </w:r>
       <w:r>
         <w:rPr>
+          <w:rFonts w:ascii="Arial" w:hAnsi="Arial" w:cs="Arial"/>
           <w:b/>
           <w:color w:val="000000"/>
           <w:sz w:val="18"/>
@@ -18134,6 +19683,7 @@
       </w:r>
       <w:r>
         <w:rPr>
+          <w:rFonts w:ascii="Arial" w:hAnsi="Arial" w:cs="Arial"/>
           <w:color w:val="000000"/>
           <w:sz w:val="18"/>
           <w:highlight w:val="lightGray"/>
@@ -18317,6 +19867,7 @@
     <w:p>
       <w:r>
         <w:rPr>
+          <w:rFonts w:ascii="Arial" w:hAnsi="Arial" w:cs="Arial"/>
           <w:b/>
           <w:color w:val="000000"/>
           <w:sz w:val="18"/>
@@ -18326,14 +19877,36 @@
       </w:r>
       <w:r>
         <w:rPr>
-          <w:color w:val="000000"/>
-          <w:sz w:val="18"/>
-          <w:highlight w:val="lightGray"/>
-        </w:rPr>
-        <w:t xml:space="preserve">: Persons Table -&gt; ID Column: 1, Name_En Column: Motasem Essam] -&gt; </w:t>
-      </w:r>
-      <w:r>
-        <w:rPr>
+          <w:rFonts w:ascii="Arial" w:hAnsi="Arial" w:cs="Arial"/>
+          <w:color w:val="000000"/>
+          <w:sz w:val="18"/>
+          <w:highlight w:val="lightGray"/>
+        </w:rPr>
+        <w:t xml:space="preserve">: Persons Table -&gt; ID Column: 1, </w:t>
+      </w:r>
+      <w:proofErr w:type="spellStart"/>
+      <w:r>
+        <w:rPr>
+          <w:rFonts w:ascii="Arial" w:hAnsi="Arial" w:cs="Arial"/>
+          <w:color w:val="000000"/>
+          <w:sz w:val="18"/>
+          <w:highlight w:val="lightGray"/>
+        </w:rPr>
+        <w:t>Name_En</w:t>
+      </w:r>
+      <w:proofErr w:type="spellEnd"/>
+      <w:r>
+        <w:rPr>
+          <w:rFonts w:ascii="Arial" w:hAnsi="Arial" w:cs="Arial"/>
+          <w:color w:val="000000"/>
+          <w:sz w:val="18"/>
+          <w:highlight w:val="lightGray"/>
+        </w:rPr>
+        <w:t xml:space="preserve"> Column: Motasem Essam] -&gt; </w:t>
+      </w:r>
+      <w:r>
+        <w:rPr>
+          <w:rFonts w:ascii="Arial" w:hAnsi="Arial" w:cs="Arial"/>
           <w:b/>
           <w:color w:val="000000"/>
           <w:sz w:val="18"/>
@@ -18343,6 +19916,7 @@
       </w:r>
       <w:r>
         <w:rPr>
+          <w:rFonts w:ascii="Arial" w:hAnsi="Arial" w:cs="Arial"/>
           <w:color w:val="000000"/>
           <w:sz w:val="18"/>
           <w:highlight w:val="lightGray"/>
@@ -18351,6 +19925,7 @@
       </w:r>
       <w:r>
         <w:rPr>
+          <w:rFonts w:ascii="Arial" w:hAnsi="Arial" w:cs="Arial"/>
           <w:b/>
           <w:color w:val="000000"/>
           <w:sz w:val="18"/>
@@ -18360,6 +19935,7 @@
       </w:r>
       <w:r>
         <w:rPr>
+          <w:rFonts w:ascii="Arial" w:hAnsi="Arial" w:cs="Arial"/>
           <w:color w:val="000000"/>
           <w:sz w:val="18"/>
           <w:highlight w:val="lightGray"/>
@@ -20089,7 +21665,6 @@
   <w:style w:type="character" w:default="1" w:styleId="DefaultParagraphFont">
     <w:name w:val="Default Paragraph Font"/>
     <w:uiPriority w:val="1"/>
-    <w:semiHidden/>
     <w:unhideWhenUsed/>
   </w:style>
   <w:style w:type="table" w:default="1" w:styleId="TableNormal">
